--- a/klagomål/A 16317-2026 FSC-klagomål.docx
+++ b/klagomål/A 16317-2026 FSC-klagomål.docx
@@ -662,7 +662,7 @@
     <w:r>
       <w:tab/>
       <w:tab/>
-      <w:t>2026-05-16</w:t>
+      <w:t>2026-05-17</w:t>
       <w:br/>
       <w:br/>
     </w:r>

--- a/klagomål/A 16317-2026 FSC-klagomål.docx
+++ b/klagomål/A 16317-2026 FSC-klagomål.docx
@@ -662,7 +662,7 @@
     <w:r>
       <w:tab/>
       <w:tab/>
-      <w:t>2026-05-17</w:t>
+      <w:t>2026-05-18</w:t>
       <w:br/>
       <w:br/>
     </w:r>

--- a/klagomål/A 16317-2026 FSC-klagomål.docx
+++ b/klagomål/A 16317-2026 FSC-klagomål.docx
@@ -662,7 +662,7 @@
     <w:r>
       <w:tab/>
       <w:tab/>
-      <w:t>2026-05-18</w:t>
+      <w:t>2026-05-19</w:t>
       <w:br/>
       <w:br/>
     </w:r>

--- a/klagomål/A 16317-2026 FSC-klagomål.docx
+++ b/klagomål/A 16317-2026 FSC-klagomål.docx
@@ -662,7 +662,7 @@
     <w:r>
       <w:tab/>
       <w:tab/>
-      <w:t>2026-05-19</w:t>
+      <w:t>2026-05-20</w:t>
       <w:br/>
       <w:br/>
     </w:r>

--- a/klagomål/A 16317-2026 FSC-klagomål.docx
+++ b/klagomål/A 16317-2026 FSC-klagomål.docx
@@ -662,7 +662,7 @@
     <w:r>
       <w:tab/>
       <w:tab/>
-      <w:t>2026-05-20</w:t>
+      <w:t>2026-05-21</w:t>
       <w:br/>
       <w:br/>
     </w:r>

--- a/klagomål/A 16317-2026 FSC-klagomål.docx
+++ b/klagomål/A 16317-2026 FSC-klagomål.docx
@@ -662,7 +662,7 @@
     <w:r>
       <w:tab/>
       <w:tab/>
-      <w:t>2026-05-21</w:t>
+      <w:t>2026-05-22</w:t>
       <w:br/>
       <w:br/>
     </w:r>

--- a/klagomål/A 16317-2026 FSC-klagomål.docx
+++ b/klagomål/A 16317-2026 FSC-klagomål.docx
@@ -662,7 +662,7 @@
     <w:r>
       <w:tab/>
       <w:tab/>
-      <w:t>2026-05-22</w:t>
+      <w:t>2026-05-23</w:t>
       <w:br/>
       <w:br/>
     </w:r>

--- a/klagomål/A 16317-2026 FSC-klagomål.docx
+++ b/klagomål/A 16317-2026 FSC-klagomål.docx
@@ -662,7 +662,7 @@
     <w:r>
       <w:tab/>
       <w:tab/>
-      <w:t>2026-05-23</w:t>
+      <w:t>2026-05-24</w:t>
       <w:br/>
       <w:br/>
     </w:r>

--- a/klagomål/A 16317-2026 FSC-klagomål.docx
+++ b/klagomål/A 16317-2026 FSC-klagomål.docx
@@ -662,7 +662,7 @@
     <w:r>
       <w:tab/>
       <w:tab/>
-      <w:t>2026-05-24</w:t>
+      <w:t>2026-05-25</w:t>
       <w:br/>
       <w:br/>
     </w:r>

--- a/klagomål/A 16317-2026 FSC-klagomål.docx
+++ b/klagomål/A 16317-2026 FSC-klagomål.docx
@@ -662,7 +662,7 @@
     <w:r>
       <w:tab/>
       <w:tab/>
-      <w:t>2026-05-25</w:t>
+      <w:t>2026-05-26</w:t>
       <w:br/>
       <w:br/>
     </w:r>

--- a/klagomål/A 16317-2026 FSC-klagomål.docx
+++ b/klagomål/A 16317-2026 FSC-klagomål.docx
@@ -662,7 +662,7 @@
     <w:r>
       <w:tab/>
       <w:tab/>
-      <w:t>2026-05-26</w:t>
+      <w:t>2026-05-27</w:t>
       <w:br/>
       <w:br/>
     </w:r>

--- a/klagomål/A 16317-2026 FSC-klagomål.docx
+++ b/klagomål/A 16317-2026 FSC-klagomål.docx
@@ -662,7 +662,7 @@
     <w:r>
       <w:tab/>
       <w:tab/>
-      <w:t>2026-05-27</w:t>
+      <w:t>2026-05-28</w:t>
       <w:br/>
       <w:br/>
     </w:r>

--- a/klagomål/A 16317-2026 FSC-klagomål.docx
+++ b/klagomål/A 16317-2026 FSC-klagomål.docx
@@ -662,7 +662,7 @@
     <w:r>
       <w:tab/>
       <w:tab/>
-      <w:t>2026-05-28</w:t>
+      <w:t>2026-05-29</w:t>
       <w:br/>
       <w:br/>
     </w:r>

--- a/klagomål/A 16317-2026 FSC-klagomål.docx
+++ b/klagomål/A 16317-2026 FSC-klagomål.docx
@@ -662,7 +662,7 @@
     <w:r>
       <w:tab/>
       <w:tab/>
-      <w:t>2026-05-29</w:t>
+      <w:t>2026-05-30</w:t>
       <w:br/>
       <w:br/>
     </w:r>

--- a/klagomål/A 16317-2026 FSC-klagomål.docx
+++ b/klagomål/A 16317-2026 FSC-klagomål.docx
@@ -662,7 +662,7 @@
     <w:r>
       <w:tab/>
       <w:tab/>
-      <w:t>2026-05-30</w:t>
+      <w:t>2026-05-31</w:t>
       <w:br/>
       <w:br/>
     </w:r>

--- a/klagomål/A 16317-2026 FSC-klagomål.docx
+++ b/klagomål/A 16317-2026 FSC-klagomål.docx
@@ -662,7 +662,7 @@
     <w:r>
       <w:tab/>
       <w:tab/>
-      <w:t>2026-05-31</w:t>
+      <w:t>2026-06-01</w:t>
       <w:br/>
       <w:br/>
     </w:r>

--- a/klagomål/A 16317-2026 FSC-klagomål.docx
+++ b/klagomål/A 16317-2026 FSC-klagomål.docx
@@ -662,7 +662,7 @@
     <w:r>
       <w:tab/>
       <w:tab/>
-      <w:t>2026-06-01</w:t>
+      <w:t>2026-06-02</w:t>
       <w:br/>
       <w:br/>
     </w:r>

--- a/klagomål/A 16317-2026 FSC-klagomål.docx
+++ b/klagomål/A 16317-2026 FSC-klagomål.docx
@@ -662,7 +662,7 @@
     <w:r>
       <w:tab/>
       <w:tab/>
-      <w:t>2026-06-02</w:t>
+      <w:t>2026-06-03</w:t>
       <w:br/>
       <w:br/>
     </w:r>

--- a/klagomål/A 16317-2026 FSC-klagomål.docx
+++ b/klagomål/A 16317-2026 FSC-klagomål.docx
@@ -662,7 +662,7 @@
     <w:r>
       <w:tab/>
       <w:tab/>
-      <w:t>2026-06-03</w:t>
+      <w:t>2026-06-04</w:t>
       <w:br/>
       <w:br/>
     </w:r>

--- a/klagomål/A 16317-2026 FSC-klagomål.docx
+++ b/klagomål/A 16317-2026 FSC-klagomål.docx
@@ -662,7 +662,7 @@
     <w:r>
       <w:tab/>
       <w:tab/>
-      <w:t>2026-06-04</w:t>
+      <w:t>2026-06-05</w:t>
       <w:br/>
       <w:br/>
     </w:r>

--- a/klagomål/A 16317-2026 FSC-klagomål.docx
+++ b/klagomål/A 16317-2026 FSC-klagomål.docx
@@ -662,7 +662,7 @@
     <w:r>
       <w:tab/>
       <w:tab/>
-      <w:t>2026-06-05</w:t>
+      <w:t>2026-06-06</w:t>
       <w:br/>
       <w:br/>
     </w:r>

--- a/klagomål/A 16317-2026 FSC-klagomål.docx
+++ b/klagomål/A 16317-2026 FSC-klagomål.docx
@@ -662,7 +662,7 @@
     <w:r>
       <w:tab/>
       <w:tab/>
-      <w:t>2026-06-06</w:t>
+      <w:t>2026-06-07</w:t>
       <w:br/>
       <w:br/>
     </w:r>

--- a/klagomål/A 16317-2026 FSC-klagomål.docx
+++ b/klagomål/A 16317-2026 FSC-klagomål.docx
@@ -662,7 +662,7 @@
     <w:r>
       <w:tab/>
       <w:tab/>
-      <w:t>2026-06-07</w:t>
+      <w:t>2026-06-08</w:t>
       <w:br/>
       <w:br/>
     </w:r>

--- a/klagomål/A 16317-2026 FSC-klagomål.docx
+++ b/klagomål/A 16317-2026 FSC-klagomål.docx
@@ -662,7 +662,7 @@
     <w:r>
       <w:tab/>
       <w:tab/>
-      <w:t>2026-06-08</w:t>
+      <w:t>2026-06-09</w:t>
       <w:br/>
       <w:br/>
     </w:r>

--- a/klagomål/A 16317-2026 FSC-klagomål.docx
+++ b/klagomål/A 16317-2026 FSC-klagomål.docx
@@ -662,7 +662,7 @@
     <w:r>
       <w:tab/>
       <w:tab/>
-      <w:t>2026-06-09</w:t>
+      <w:t>2026-06-10</w:t>
       <w:br/>
       <w:br/>
     </w:r>

--- a/klagomål/A 16317-2026 FSC-klagomål.docx
+++ b/klagomål/A 16317-2026 FSC-klagomål.docx
@@ -662,7 +662,7 @@
     <w:r>
       <w:tab/>
       <w:tab/>
-      <w:t>2026-06-10</w:t>
+      <w:t>2026-06-11</w:t>
       <w:br/>
       <w:br/>
     </w:r>

--- a/klagomål/A 16317-2026 FSC-klagomål.docx
+++ b/klagomål/A 16317-2026 FSC-klagomål.docx
@@ -662,7 +662,7 @@
     <w:r>
       <w:tab/>
       <w:tab/>
-      <w:t>2026-06-11</w:t>
+      <w:t>2026-06-12</w:t>
       <w:br/>
       <w:br/>
     </w:r>

--- a/klagomål/A 16317-2026 FSC-klagomål.docx
+++ b/klagomål/A 16317-2026 FSC-klagomål.docx
@@ -662,7 +662,7 @@
     <w:r>
       <w:tab/>
       <w:tab/>
-      <w:t>2026-06-12</w:t>
+      <w:t>2026-06-13</w:t>
       <w:br/>
       <w:br/>
     </w:r>

--- a/klagomål/A 16317-2026 FSC-klagomål.docx
+++ b/klagomål/A 16317-2026 FSC-klagomål.docx
@@ -662,7 +662,7 @@
     <w:r>
       <w:tab/>
       <w:tab/>
-      <w:t>2026-06-13</w:t>
+      <w:t>2026-06-14</w:t>
       <w:br/>
       <w:br/>
     </w:r>

--- a/klagomål/A 16317-2026 FSC-klagomål.docx
+++ b/klagomål/A 16317-2026 FSC-klagomål.docx
@@ -662,7 +662,7 @@
     <w:r>
       <w:tab/>
       <w:tab/>
-      <w:t>2026-06-15</w:t>
+      <w:t>2026-06-16</w:t>
       <w:br/>
       <w:br/>
     </w:r>

--- a/klagomål/A 16317-2026 FSC-klagomål.docx
+++ b/klagomål/A 16317-2026 FSC-klagomål.docx
@@ -662,7 +662,7 @@
     <w:r>
       <w:tab/>
       <w:tab/>
-      <w:t>2026-06-16</w:t>
+      <w:t>2026-06-17</w:t>
       <w:br/>
       <w:br/>
     </w:r>

--- a/klagomål/A 16317-2026 FSC-klagomål.docx
+++ b/klagomål/A 16317-2026 FSC-klagomål.docx
@@ -1,6 +1,6 @@
 
 <file path=word/document.xml><?xml version="1.0" encoding="utf-8"?>
-<w:document xmlns:wpc="http://schemas.microsoft.com/office/word/2010/wordprocessingCanvas" xmlns:cx="http://schemas.microsoft.com/office/drawing/2014/chartex" xmlns:cx1="http://schemas.microsoft.com/office/drawing/2015/9/8/chartex" xmlns:cx2="http://schemas.microsoft.com/office/drawing/2015/10/21/chartex" xmlns:cx3="http://schemas.microsoft.com/office/drawing/2016/5/9/chartex" xmlns:cx4="http://schemas.microsoft.com/office/drawing/2016/5/10/chartex" xmlns:cx5="http://schemas.microsoft.com/office/drawing/2016/5/11/chartex" xmlns:cx6="http://schemas.microsoft.com/office/drawing/2016/5/12/chartex" xmlns:cx7="http://schemas.microsoft.com/office/drawing/2016/5/13/chartex" xmlns:cx8="http://schemas.microsoft.com/office/drawing/2016/5/14/chartex" xmlns:mc="http://schemas.openxmlformats.org/markup-compatibility/2006" xmlns:aink="http://schemas.microsoft.com/office/drawing/2016/ink" xmlns:am3d="http://schemas.microsoft.com/office/drawing/2017/model3d" xmlns:o="urn:schemas-microsoft-com:office:office" xmlns:oel="http://schemas.microsoft.com/office/2019/extlst" xmlns:r="http://schemas.openxmlformats.org/officeDocument/2006/relationships" xmlns:m="http://schemas.openxmlformats.org/officeDocument/2006/math" xmlns:v="urn:schemas-microsoft-com:vml" xmlns:wp14="http://schemas.microsoft.com/office/word/2010/wordprocessingDrawing" xmlns:wp="http://schemas.openxmlformats.org/drawingml/2006/wordprocessingDrawing" xmlns:w10="urn:schemas-microsoft-com:office:word" xmlns:w="http://schemas.openxmlformats.org/wordprocessingml/2006/main" xmlns:w14="http://schemas.microsoft.com/office/word/2010/wordml" xmlns:w15="http://schemas.microsoft.com/office/word/2012/wordml" xmlns:w16cex="http://schemas.microsoft.com/office/word/2018/wordml/cex" xmlns:w16cid="http://schemas.microsoft.com/office/word/2016/wordml/cid" xmlns:w16="http://schemas.microsoft.com/office/word/2018/wordml" xmlns:w16sdtdh="http://schemas.microsoft.com/office/word/2020/wordml/sdtdatahash" xmlns:w16se="http://schemas.microsoft.com/office/word/2015/wordml/symex" xmlns:wpg="http://schemas.microsoft.com/office/word/2010/wordprocessingGroup" xmlns:wpi="http://schemas.microsoft.com/office/word/2010/wordprocessingInk" xmlns:wne="http://schemas.microsoft.com/office/word/2006/wordml" xmlns:wps="http://schemas.microsoft.com/office/word/2010/wordprocessingShape" mc:Ignorable="w14 w15 w16se w16cid w16 w16cex w16sdtdh wp14">
+<w:document xmlns:wpc="http://schemas.microsoft.com/office/word/2010/wordprocessingCanvas" xmlns:cx="http://schemas.microsoft.com/office/drawing/2014/chartex" xmlns:cx1="http://schemas.microsoft.com/office/drawing/2015/9/8/chartex" xmlns:cx2="http://schemas.microsoft.com/office/drawing/2015/10/21/chartex" xmlns:cx3="http://schemas.microsoft.com/office/drawing/2016/5/9/chartex" xmlns:cx4="http://schemas.microsoft.com/office/drawing/2016/5/10/chartex" xmlns:cx5="http://schemas.microsoft.com/office/drawing/2016/5/11/chartex" xmlns:cx6="http://schemas.microsoft.com/office/drawing/2016/5/12/chartex" xmlns:cx7="http://schemas.microsoft.com/office/drawing/2016/5/13/chartex" xmlns:cx8="http://schemas.microsoft.com/office/drawing/2016/5/14/chartex" xmlns:mc="http://schemas.openxmlformats.org/markup-compatibility/2006" xmlns:aink="http://schemas.microsoft.com/office/drawing/2016/ink" xmlns:am3d="http://schemas.microsoft.com/office/drawing/2017/model3d" xmlns:o="urn:schemas-microsoft-com:office:office" xmlns:oel="http://schemas.microsoft.com/office/2019/extlst" xmlns:r="http://schemas.openxmlformats.org/officeDocument/2006/relationships" xmlns:m="http://schemas.openxmlformats.org/officeDocument/2006/math" xmlns:v="urn:schemas-microsoft-com:vml" xmlns:wp14="http://schemas.microsoft.com/office/word/2010/wordprocessingDrawing" xmlns:wp="http://schemas.openxmlformats.org/drawingml/2006/wordprocessingDrawing" xmlns:w10="urn:schemas-microsoft-com:office:word" xmlns:w="http://schemas.openxmlformats.org/wordprocessingml/2006/main" xmlns:w14="http://schemas.microsoft.com/office/word/2010/wordml" xmlns:w15="http://schemas.microsoft.com/office/word/2012/wordml" xmlns:w16cex="http://schemas.microsoft.com/office/word/2018/wordml/cex" xmlns:w16cid="http://schemas.microsoft.com/office/word/2016/wordml/cid" xmlns:w16="http://schemas.microsoft.com/office/word/2018/wordml" xmlns:w16du="http://schemas.microsoft.com/office/word/2023/wordml/word16du" xmlns:w16sdtdh="http://schemas.microsoft.com/office/word/2020/wordml/sdtdatahash" xmlns:w16sdtfl="http://schemas.microsoft.com/office/word/2024/wordml/sdtformatlock" xmlns:w16se="http://schemas.microsoft.com/office/word/2015/wordml/symex" xmlns:wpg="http://schemas.microsoft.com/office/word/2010/wordprocessingGroup" xmlns:wpi="http://schemas.microsoft.com/office/word/2010/wordprocessingInk" xmlns:wne="http://schemas.microsoft.com/office/word/2006/wordml" xmlns:wps="http://schemas.microsoft.com/office/word/2010/wordprocessingShape" mc:Ignorable="w14 w15 w16se w16cid w16 w16cex w16sdtdh w16sdtfl w16du wp14">
   <w:body>
     <w:p>
       <w:r>
@@ -168,7 +168,7 @@
     </w:p>
     <w:p>
       <w:r>
-        <w:t>Detta dokument behandlar höga naturvärden i avverkningsanmälan A 16317-2026 i Högsby kommun. Denna avverkningsanmälan inkom 2026-03-30 13:22:41 och omfattar 0,7 ha.</w:t>
+        <w:t>Detta dokument behandlar höga naturvärden i avverkningsanmälan A 16317-2026 i Högsby kommun som inkom 2026-03-30 och omfattar 0,7 ha.</w:t>
       </w:r>
     </w:p>
     <w:p>
@@ -191,12 +191,15 @@
     </w:p>
     <w:p>
       <w:r>
-        <w:t>I avverkningsanmälan har följande 1 naturvårdsarter hittats: fjällig taggsvamp s.str. (S). Arter som är signalarter enligt Skogsstyrelsen har markerats med (S).</w:t>
+        <w:t>I och inom 24 meter från avverkningsanmälan har följande 6 naturvårdsarter hittats: violettfläckig spindling (VU), fjällig taggsvamp s.str. (NT), kryddspindling (NT, T), persiljespindling (NT), puderspindling (NT) och skarp dropptaggsvamp (NT). Av dessa är 6 rödlistade. För rödlistade arter har rödlistekategorin angivits inom parentes. Typiska arter inom Natura 2000 som är kopplade till skogsekosystem har markerats med (T).</w:t>
       </w:r>
     </w:p>
     <w:p>
       <w:r>
-        <w:t>De påträffade naturvårdsarterna är ett tydligt kvitto på att detta rör sig om en skog med höga naturvärden. I Figur 1 visas en karta över det avverkningsanmälda området, där samtliga fyndplatser för naturvårdsarter som finns registrerade på Artportalen har markerats.</w:t>
+        <w:t>De påträffade naturvårdsarterna är ett tydligt kvitto på att det rör sig om en skog med höga naturvärden.</w:t>
+      </w:r>
+      <w:r>
+        <w:t xml:space="preserve"> I Figur 1 visas fyndplatser för naturvårdsarter i området, som finns registrerade på Artportalen.</w:t>
       </w:r>
     </w:p>
     <w:p>
@@ -206,7 +209,7 @@
       <w:r>
         <w:drawing>
           <wp:inline xmlns:a="http://schemas.openxmlformats.org/drawingml/2006/main" xmlns:pic="http://schemas.openxmlformats.org/drawingml/2006/picture">
-            <wp:extent cx="5486400" cy="5177467"/>
+            <wp:extent cx="5486400" cy="5014266"/>
             <wp:docPr id="1" name="Picture 1"/>
             <wp:cNvGraphicFramePr>
               <a:graphicFrameLocks noChangeAspect="1"/>
@@ -227,7 +230,7 @@
                   <pic:spPr>
                     <a:xfrm>
                       <a:off x="0" y="0"/>
-                      <a:ext cx="5486400" cy="5177467"/>
+                      <a:ext cx="5486400" cy="5014266"/>
                     </a:xfrm>
                     <a:prstGeom prst="rect"/>
                   </pic:spPr>
@@ -241,9 +244,10 @@
     <w:p>
       <w:pPr>
         <w:pStyle w:val="Caption"/>
+        <w:spacing w:after="240"/>
       </w:pPr>
       <w:r>
-        <w:t>Figur 1. Fyndplatser för naturvårdsarter i det avverkningsanmälda området (röd linje). Markörer utan svart kant är placerade på fyndplatsen. Markörer med svart kant är placerade vid sidan av fyndplatsen och har ett svart streck som visar fyndplatsens exakta position. Kartans mittpunktskoordinat är N 6334158, E 533492 i SWEREF 99 TM.</w:t>
+        <w:t>Figur 1. Fyndplatser för naturvårdsarter i och inom 24 meter från avverkningsanmälan (röd linje). Markörer utan svart kant är placerade på fyndplatsen. Markörer med svart kant är placerade vid sidan av fyndplatsen och har ett svart streck som visar fyndplatsens exakta position. Kartans mittpunktskoordinat är N 6334158, E 533492 i SWEREF 99 TM.</w:t>
       </w:r>
     </w:p>
     <w:p>
@@ -255,6 +259,70 @@
       </w:r>
       <w:r>
         <w:t xml:space="preserve"> bildar mykorrhiza med gran i granskog och barrblandskog, främst på frisk näringsrik mark i äldre skog med lång trädkontinuitet. Den totala populationen i landet har minskat och bedöms fortsätta minska till följd av avverkning av äldre barrskogar. Minskningstakten för den svenska populationen bedöms vara nära gränsvärdet för sårbar (VU) (SLU Artdatabanken, 2026).</w:t>
+      </w:r>
+    </w:p>
+    <w:p>
+      <w:r>
+        <w:rPr>
+          <w:b/>
+        </w:rPr>
+        <w:t>Kryddspindling (NT)</w:t>
+      </w:r>
+      <w:r>
+        <w:t xml:space="preserve"> signalerar örtrika granskogar som normalt har höga naturvärden. Oftast växer den i äldre granskog på kalkrikt underlag och svampen är en mycket användbar signalart för denna miljö. Den utgör en viktig karaktärsart för all äldre kalkbarrskog med lång trädkontinuitet av gran. På lokalerna förekommer nästan alltid många ovanliga och rödlistade arter. Den totala populationen i landet har minskat och bedöms fortsätta minska till följd av avverkning av äldre barrskogar. Kryddspindling är typisk art för </w:t>
+      </w:r>
+      <w:r>
+        <w:rPr>
+          <w:i/>
+        </w:rPr>
+        <w:t xml:space="preserve">9050 Näringsrik granskog </w:t>
+      </w:r>
+      <w:r>
+        <w:t>(Nitare &amp; Skogsstyrelsen, 2000; SLU Artdatabanken, 2026).</w:t>
+      </w:r>
+    </w:p>
+    <w:p>
+      <w:r>
+        <w:rPr>
+          <w:b/>
+        </w:rPr>
+        <w:t>Persiljespindling (NT)</w:t>
+      </w:r>
+      <w:r>
+        <w:t xml:space="preserve"> bildar mykorrhiza med tall, gran och bok i ängsgranskog, kalktallskog och i ängsbokskog på rikare mark. Minskningstakten uppgår till 15 % inom 50 år och bedöms vara nära gränsvärdet för Sårbar (VU). (A2c+3c+4c). Persiljespindlingen hotas av avverkningar och är särskilt känslig eftersom den är knuten till äldre, produktiv barrskog, d.v.s. en skogstyp som är en bristvara i skyddade områden i Sverige och som samtidigt försvinner i snabb takt genom slutavverkningar. Skyddet för äldre ört- och kalkrika barrskogar med trädkontinuitet måste öka och oskyddade bokskogar med persiljespindling måste få ett formellt skydd i form av biotopskydd eller naturreservat (SLU Artdatabanken, 2024).</w:t>
+      </w:r>
+    </w:p>
+    <w:p>
+      <w:r>
+        <w:rPr>
+          <w:b/>
+        </w:rPr>
+        <w:t xml:space="preserve">Puderspindling (NT) </w:t>
+      </w:r>
+      <w:r>
+        <w:t>bildar mykorrhiza med gran och växer i äldre ängsgranskog på kalkrik mark. Påträffas ofta i myrstackar. Storskaligt skogsbruk med kalavverkning och markberedning eller kraftig gallring är det främsta hotet mot arten. På sikt är det ett problem att skogar av denna typ, med stort inslag av äldre träd inte nybildas. Ett fullständigt skydd för artens lokaler bör övervägas. Där avverkning ändå tillåts måste den ske försiktigt så att kontinuiteten i trädskiktet inte bryts. Ett tillräckligt antal äldre träd måste finnas kvar i beståndet. Det är önskvärt med stor naturvårdshänsyn i alla områden med äldre granskog på näringsrik mark oavsett om dess flora är känd eller ej (SLU Artdatabanken, 2025).</w:t>
+      </w:r>
+    </w:p>
+    <w:p>
+      <w:r>
+        <w:rPr>
+          <w:b/>
+        </w:rPr>
+        <w:t xml:space="preserve">Skarp dropptaggsvamp (NT) </w:t>
+      </w:r>
+      <w:r>
+        <w:t>bildar mykorrhiza med både gran och tall, främst i barrskogar med trädkontinuitet. Arten uppträder dels i näringsrik kalkbarrskog och dels i sur lavtallskog. Kalkbarrskogarna är ofta grandominerade, olikåldriga och skiktade på frisk mark med ett örtrikt vegetationsskikt. Lavtallskogarna är i regel magra, torra, ljusöppna och ofta brandpräglade. Den totala populationen i landet har minskat och bedöms fortsätta minska till följd av avverkning av äldre barrskogar. Arten har begränsad förmåga att återetablera sig efter slutavverkning eller andra storskaliga skogsbruksåtgärder. Det saknas indikationer på att arten långsiktigt kan etablera eller reproducera sig i skogsbestånd som brukas med metoder som trakthyggesbruk, markberedning, gödsling eller föryngring med förädlat plantmaterial. Minskningstakten för den svenska populationen bedöms vara nära gränsvärdet för Sårbar (VU) (SLU Artdatabanken, 2026).</w:t>
+      </w:r>
+    </w:p>
+    <w:p>
+      <w:r>
+        <w:rPr>
+          <w:b/>
+        </w:rPr>
+        <w:t>Violettfläckig spindling (VU)</w:t>
+      </w:r>
+      <w:r>
+        <w:t xml:space="preserve"> bildar mykorrhiza med gran och tall i äldre kalkbarrskogar på torr, örtrik mark. Minskningstakten uppgår till 30 % inom 50 år och överstiger gränsvärdet för Sårbar (VU). Artens ekologiska krav med fynd enbart i äldre, örtrika kalkbarrskogar med kontinuitet, miljöer som idag ofta är starkt hotade av slutavverkningar, gör den mycket sårbar. Alla kända lokaler har ett högt skyddsvärde och kalkbarrskogar med höga naturvärden bör få områdesskydd med individuellt anpassade skötselråd (SLU Artdatabanken, 2024).</w:t>
       </w:r>
     </w:p>
     <w:p>
@@ -347,7 +415,7 @@
         <w:rPr>
           <w:i/>
         </w:rPr>
-        <w:t>I det avverkningsanmälda skogsområdet har 1 naturvårdsarter varav 0 rödlistade arter sina livsmiljöer och växtplatser.</w:t>
+        <w:t>I det avverkningsanmälda skogsområdet har 6 naturvårdsarter varav 6 rödlistade arter sina livsmiljöer och växtplatser.</w:t>
       </w:r>
     </w:p>
     <w:p>
@@ -552,7 +620,7 @@
 </file>
 
 <file path=word/endnotes.xml><?xml version="1.0" encoding="utf-8"?>
-<w:endnotes xmlns:wpc="http://schemas.microsoft.com/office/word/2010/wordprocessingCanvas" xmlns:cx="http://schemas.microsoft.com/office/drawing/2014/chartex" xmlns:cx1="http://schemas.microsoft.com/office/drawing/2015/9/8/chartex" xmlns:cx2="http://schemas.microsoft.com/office/drawing/2015/10/21/chartex" xmlns:cx3="http://schemas.microsoft.com/office/drawing/2016/5/9/chartex" xmlns:cx4="http://schemas.microsoft.com/office/drawing/2016/5/10/chartex" xmlns:cx5="http://schemas.microsoft.com/office/drawing/2016/5/11/chartex" xmlns:cx6="http://schemas.microsoft.com/office/drawing/2016/5/12/chartex" xmlns:cx7="http://schemas.microsoft.com/office/drawing/2016/5/13/chartex" xmlns:cx8="http://schemas.microsoft.com/office/drawing/2016/5/14/chartex" xmlns:mc="http://schemas.openxmlformats.org/markup-compatibility/2006" xmlns:aink="http://schemas.microsoft.com/office/drawing/2016/ink" xmlns:am3d="http://schemas.microsoft.com/office/drawing/2017/model3d" xmlns:o="urn:schemas-microsoft-com:office:office" xmlns:oel="http://schemas.microsoft.com/office/2019/extlst" xmlns:r="http://schemas.openxmlformats.org/officeDocument/2006/relationships" xmlns:m="http://schemas.openxmlformats.org/officeDocument/2006/math" xmlns:v="urn:schemas-microsoft-com:vml" xmlns:wp14="http://schemas.microsoft.com/office/word/2010/wordprocessingDrawing" xmlns:wp="http://schemas.openxmlformats.org/drawingml/2006/wordprocessingDrawing" xmlns:w10="urn:schemas-microsoft-com:office:word" xmlns:w="http://schemas.openxmlformats.org/wordprocessingml/2006/main" xmlns:w14="http://schemas.microsoft.com/office/word/2010/wordml" xmlns:w15="http://schemas.microsoft.com/office/word/2012/wordml" xmlns:w16cex="http://schemas.microsoft.com/office/word/2018/wordml/cex" xmlns:w16cid="http://schemas.microsoft.com/office/word/2016/wordml/cid" xmlns:w16="http://schemas.microsoft.com/office/word/2018/wordml" xmlns:w16sdtdh="http://schemas.microsoft.com/office/word/2020/wordml/sdtdatahash" xmlns:w16se="http://schemas.microsoft.com/office/word/2015/wordml/symex" xmlns:wpg="http://schemas.microsoft.com/office/word/2010/wordprocessingGroup" xmlns:wpi="http://schemas.microsoft.com/office/word/2010/wordprocessingInk" xmlns:wne="http://schemas.microsoft.com/office/word/2006/wordml" xmlns:wps="http://schemas.microsoft.com/office/word/2010/wordprocessingShape" mc:Ignorable="w14 w15 w16se w16cid w16 w16cex w16sdtdh wp14">
+<w:endnotes xmlns:wpc="http://schemas.microsoft.com/office/word/2010/wordprocessingCanvas" xmlns:cx="http://schemas.microsoft.com/office/drawing/2014/chartex" xmlns:cx1="http://schemas.microsoft.com/office/drawing/2015/9/8/chartex" xmlns:cx2="http://schemas.microsoft.com/office/drawing/2015/10/21/chartex" xmlns:cx3="http://schemas.microsoft.com/office/drawing/2016/5/9/chartex" xmlns:cx4="http://schemas.microsoft.com/office/drawing/2016/5/10/chartex" xmlns:cx5="http://schemas.microsoft.com/office/drawing/2016/5/11/chartex" xmlns:cx6="http://schemas.microsoft.com/office/drawing/2016/5/12/chartex" xmlns:cx7="http://schemas.microsoft.com/office/drawing/2016/5/13/chartex" xmlns:cx8="http://schemas.microsoft.com/office/drawing/2016/5/14/chartex" xmlns:mc="http://schemas.openxmlformats.org/markup-compatibility/2006" xmlns:aink="http://schemas.microsoft.com/office/drawing/2016/ink" xmlns:am3d="http://schemas.microsoft.com/office/drawing/2017/model3d" xmlns:o="urn:schemas-microsoft-com:office:office" xmlns:oel="http://schemas.microsoft.com/office/2019/extlst" xmlns:r="http://schemas.openxmlformats.org/officeDocument/2006/relationships" xmlns:m="http://schemas.openxmlformats.org/officeDocument/2006/math" xmlns:v="urn:schemas-microsoft-com:vml" xmlns:wp14="http://schemas.microsoft.com/office/word/2010/wordprocessingDrawing" xmlns:wp="http://schemas.openxmlformats.org/drawingml/2006/wordprocessingDrawing" xmlns:w10="urn:schemas-microsoft-com:office:word" xmlns:w="http://schemas.openxmlformats.org/wordprocessingml/2006/main" xmlns:w14="http://schemas.microsoft.com/office/word/2010/wordml" xmlns:w15="http://schemas.microsoft.com/office/word/2012/wordml" xmlns:w16cex="http://schemas.microsoft.com/office/word/2018/wordml/cex" xmlns:w16cid="http://schemas.microsoft.com/office/word/2016/wordml/cid" xmlns:w16="http://schemas.microsoft.com/office/word/2018/wordml" xmlns:w16du="http://schemas.microsoft.com/office/word/2023/wordml/word16du" xmlns:w16sdtdh="http://schemas.microsoft.com/office/word/2020/wordml/sdtdatahash" xmlns:w16sdtfl="http://schemas.microsoft.com/office/word/2024/wordml/sdtformatlock" xmlns:w16se="http://schemas.microsoft.com/office/word/2015/wordml/symex" xmlns:wpg="http://schemas.microsoft.com/office/word/2010/wordprocessingGroup" xmlns:wpi="http://schemas.microsoft.com/office/word/2010/wordprocessingInk" xmlns:wne="http://schemas.microsoft.com/office/word/2006/wordml" xmlns:wps="http://schemas.microsoft.com/office/word/2010/wordprocessingShape" mc:Ignorable="w14 w15 w16se w16cid w16 w16cex w16sdtdh w16sdtfl w16du wp14">
   <w:endnote w:type="separator" w:id="-1">
     <w:p>
       <w:pPr>
@@ -577,7 +645,7 @@
 </file>
 
 <file path=word/footer1.xml><?xml version="1.0" encoding="utf-8"?>
-<w:ftr xmlns:wpc="http://schemas.microsoft.com/office/word/2010/wordprocessingCanvas" xmlns:cx="http://schemas.microsoft.com/office/drawing/2014/chartex" xmlns:cx1="http://schemas.microsoft.com/office/drawing/2015/9/8/chartex" xmlns:cx2="http://schemas.microsoft.com/office/drawing/2015/10/21/chartex" xmlns:cx3="http://schemas.microsoft.com/office/drawing/2016/5/9/chartex" xmlns:cx4="http://schemas.microsoft.com/office/drawing/2016/5/10/chartex" xmlns:cx5="http://schemas.microsoft.com/office/drawing/2016/5/11/chartex" xmlns:cx6="http://schemas.microsoft.com/office/drawing/2016/5/12/chartex" xmlns:cx7="http://schemas.microsoft.com/office/drawing/2016/5/13/chartex" xmlns:cx8="http://schemas.microsoft.com/office/drawing/2016/5/14/chartex" xmlns:mc="http://schemas.openxmlformats.org/markup-compatibility/2006" xmlns:aink="http://schemas.microsoft.com/office/drawing/2016/ink" xmlns:am3d="http://schemas.microsoft.com/office/drawing/2017/model3d" xmlns:o="urn:schemas-microsoft-com:office:office" xmlns:oel="http://schemas.microsoft.com/office/2019/extlst" xmlns:r="http://schemas.openxmlformats.org/officeDocument/2006/relationships" xmlns:m="http://schemas.openxmlformats.org/officeDocument/2006/math" xmlns:v="urn:schemas-microsoft-com:vml" xmlns:wp14="http://schemas.microsoft.com/office/word/2010/wordprocessingDrawing" xmlns:wp="http://schemas.openxmlformats.org/drawingml/2006/wordprocessingDrawing" xmlns:w10="urn:schemas-microsoft-com:office:word" xmlns:w="http://schemas.openxmlformats.org/wordprocessingml/2006/main" xmlns:w14="http://schemas.microsoft.com/office/word/2010/wordml" xmlns:w15="http://schemas.microsoft.com/office/word/2012/wordml" xmlns:w16cex="http://schemas.microsoft.com/office/word/2018/wordml/cex" xmlns:w16cid="http://schemas.microsoft.com/office/word/2016/wordml/cid" xmlns:w16="http://schemas.microsoft.com/office/word/2018/wordml" xmlns:w16sdtdh="http://schemas.microsoft.com/office/word/2020/wordml/sdtdatahash" xmlns:w16se="http://schemas.microsoft.com/office/word/2015/wordml/symex" xmlns:wpg="http://schemas.microsoft.com/office/word/2010/wordprocessingGroup" xmlns:wpi="http://schemas.microsoft.com/office/word/2010/wordprocessingInk" xmlns:wne="http://schemas.microsoft.com/office/word/2006/wordml" xmlns:wps="http://schemas.microsoft.com/office/word/2010/wordprocessingShape" mc:Ignorable="w14 w15 w16se w16cid w16 w16cex w16sdtdh wp14">
+<w:ftr xmlns:wpc="http://schemas.microsoft.com/office/word/2010/wordprocessingCanvas" xmlns:cx="http://schemas.microsoft.com/office/drawing/2014/chartex" xmlns:cx1="http://schemas.microsoft.com/office/drawing/2015/9/8/chartex" xmlns:cx2="http://schemas.microsoft.com/office/drawing/2015/10/21/chartex" xmlns:cx3="http://schemas.microsoft.com/office/drawing/2016/5/9/chartex" xmlns:cx4="http://schemas.microsoft.com/office/drawing/2016/5/10/chartex" xmlns:cx5="http://schemas.microsoft.com/office/drawing/2016/5/11/chartex" xmlns:cx6="http://schemas.microsoft.com/office/drawing/2016/5/12/chartex" xmlns:cx7="http://schemas.microsoft.com/office/drawing/2016/5/13/chartex" xmlns:cx8="http://schemas.microsoft.com/office/drawing/2016/5/14/chartex" xmlns:mc="http://schemas.openxmlformats.org/markup-compatibility/2006" xmlns:aink="http://schemas.microsoft.com/office/drawing/2016/ink" xmlns:am3d="http://schemas.microsoft.com/office/drawing/2017/model3d" xmlns:o="urn:schemas-microsoft-com:office:office" xmlns:oel="http://schemas.microsoft.com/office/2019/extlst" xmlns:r="http://schemas.openxmlformats.org/officeDocument/2006/relationships" xmlns:m="http://schemas.openxmlformats.org/officeDocument/2006/math" xmlns:v="urn:schemas-microsoft-com:vml" xmlns:wp14="http://schemas.microsoft.com/office/word/2010/wordprocessingDrawing" xmlns:wp="http://schemas.openxmlformats.org/drawingml/2006/wordprocessingDrawing" xmlns:w10="urn:schemas-microsoft-com:office:word" xmlns:w="http://schemas.openxmlformats.org/wordprocessingml/2006/main" xmlns:w14="http://schemas.microsoft.com/office/word/2010/wordml" xmlns:w15="http://schemas.microsoft.com/office/word/2012/wordml" xmlns:w16cex="http://schemas.microsoft.com/office/word/2018/wordml/cex" xmlns:w16cid="http://schemas.microsoft.com/office/word/2016/wordml/cid" xmlns:w16="http://schemas.microsoft.com/office/word/2018/wordml" xmlns:w16du="http://schemas.microsoft.com/office/word/2023/wordml/word16du" xmlns:w16sdtdh="http://schemas.microsoft.com/office/word/2020/wordml/sdtdatahash" xmlns:w16sdtfl="http://schemas.microsoft.com/office/word/2024/wordml/sdtformatlock" xmlns:w16se="http://schemas.microsoft.com/office/word/2015/wordml/symex" xmlns:wpg="http://schemas.microsoft.com/office/word/2010/wordprocessingGroup" xmlns:wpi="http://schemas.microsoft.com/office/word/2010/wordprocessingInk" xmlns:wne="http://schemas.microsoft.com/office/word/2006/wordml" xmlns:wps="http://schemas.microsoft.com/office/word/2010/wordprocessingShape" mc:Ignorable="w14 w15 w16se w16cid w16 w16cex w16sdtdh w16sdtfl w16du wp14">
   <w:p>
     <w:pPr>
       <w:pStyle w:val="Footer"/>
@@ -587,7 +655,7 @@
 </file>
 
 <file path=word/footer2.xml><?xml version="1.0" encoding="utf-8"?>
-<w:ftr xmlns:wpc="http://schemas.microsoft.com/office/word/2010/wordprocessingCanvas" xmlns:cx="http://schemas.microsoft.com/office/drawing/2014/chartex" xmlns:cx1="http://schemas.microsoft.com/office/drawing/2015/9/8/chartex" xmlns:cx2="http://schemas.microsoft.com/office/drawing/2015/10/21/chartex" xmlns:cx3="http://schemas.microsoft.com/office/drawing/2016/5/9/chartex" xmlns:cx4="http://schemas.microsoft.com/office/drawing/2016/5/10/chartex" xmlns:cx5="http://schemas.microsoft.com/office/drawing/2016/5/11/chartex" xmlns:cx6="http://schemas.microsoft.com/office/drawing/2016/5/12/chartex" xmlns:cx7="http://schemas.microsoft.com/office/drawing/2016/5/13/chartex" xmlns:cx8="http://schemas.microsoft.com/office/drawing/2016/5/14/chartex" xmlns:mc="http://schemas.openxmlformats.org/markup-compatibility/2006" xmlns:aink="http://schemas.microsoft.com/office/drawing/2016/ink" xmlns:am3d="http://schemas.microsoft.com/office/drawing/2017/model3d" xmlns:o="urn:schemas-microsoft-com:office:office" xmlns:oel="http://schemas.microsoft.com/office/2019/extlst" xmlns:r="http://schemas.openxmlformats.org/officeDocument/2006/relationships" xmlns:m="http://schemas.openxmlformats.org/officeDocument/2006/math" xmlns:v="urn:schemas-microsoft-com:vml" xmlns:wp14="http://schemas.microsoft.com/office/word/2010/wordprocessingDrawing" xmlns:wp="http://schemas.openxmlformats.org/drawingml/2006/wordprocessingDrawing" xmlns:w10="urn:schemas-microsoft-com:office:word" xmlns:w="http://schemas.openxmlformats.org/wordprocessingml/2006/main" xmlns:w14="http://schemas.microsoft.com/office/word/2010/wordml" xmlns:w15="http://schemas.microsoft.com/office/word/2012/wordml" xmlns:w16cex="http://schemas.microsoft.com/office/word/2018/wordml/cex" xmlns:w16cid="http://schemas.microsoft.com/office/word/2016/wordml/cid" xmlns:w16="http://schemas.microsoft.com/office/word/2018/wordml" xmlns:w16sdtdh="http://schemas.microsoft.com/office/word/2020/wordml/sdtdatahash" xmlns:w16se="http://schemas.microsoft.com/office/word/2015/wordml/symex" xmlns:wpg="http://schemas.microsoft.com/office/word/2010/wordprocessingGroup" xmlns:wpi="http://schemas.microsoft.com/office/word/2010/wordprocessingInk" xmlns:wne="http://schemas.microsoft.com/office/word/2006/wordml" xmlns:wps="http://schemas.microsoft.com/office/word/2010/wordprocessingShape" mc:Ignorable="w14 w15 w16se w16cid w16 w16cex w16sdtdh wp14">
+<w:ftr xmlns:wpc="http://schemas.microsoft.com/office/word/2010/wordprocessingCanvas" xmlns:cx="http://schemas.microsoft.com/office/drawing/2014/chartex" xmlns:cx1="http://schemas.microsoft.com/office/drawing/2015/9/8/chartex" xmlns:cx2="http://schemas.microsoft.com/office/drawing/2015/10/21/chartex" xmlns:cx3="http://schemas.microsoft.com/office/drawing/2016/5/9/chartex" xmlns:cx4="http://schemas.microsoft.com/office/drawing/2016/5/10/chartex" xmlns:cx5="http://schemas.microsoft.com/office/drawing/2016/5/11/chartex" xmlns:cx6="http://schemas.microsoft.com/office/drawing/2016/5/12/chartex" xmlns:cx7="http://schemas.microsoft.com/office/drawing/2016/5/13/chartex" xmlns:cx8="http://schemas.microsoft.com/office/drawing/2016/5/14/chartex" xmlns:mc="http://schemas.openxmlformats.org/markup-compatibility/2006" xmlns:aink="http://schemas.microsoft.com/office/drawing/2016/ink" xmlns:am3d="http://schemas.microsoft.com/office/drawing/2017/model3d" xmlns:o="urn:schemas-microsoft-com:office:office" xmlns:oel="http://schemas.microsoft.com/office/2019/extlst" xmlns:r="http://schemas.openxmlformats.org/officeDocument/2006/relationships" xmlns:m="http://schemas.openxmlformats.org/officeDocument/2006/math" xmlns:v="urn:schemas-microsoft-com:vml" xmlns:wp14="http://schemas.microsoft.com/office/word/2010/wordprocessingDrawing" xmlns:wp="http://schemas.openxmlformats.org/drawingml/2006/wordprocessingDrawing" xmlns:w10="urn:schemas-microsoft-com:office:word" xmlns:w="http://schemas.openxmlformats.org/wordprocessingml/2006/main" xmlns:w14="http://schemas.microsoft.com/office/word/2010/wordml" xmlns:w15="http://schemas.microsoft.com/office/word/2012/wordml" xmlns:w16cex="http://schemas.microsoft.com/office/word/2018/wordml/cex" xmlns:w16cid="http://schemas.microsoft.com/office/word/2016/wordml/cid" xmlns:w16="http://schemas.microsoft.com/office/word/2018/wordml" xmlns:w16du="http://schemas.microsoft.com/office/word/2023/wordml/word16du" xmlns:w16sdtdh="http://schemas.microsoft.com/office/word/2020/wordml/sdtdatahash" xmlns:w16sdtfl="http://schemas.microsoft.com/office/word/2024/wordml/sdtformatlock" xmlns:w16se="http://schemas.microsoft.com/office/word/2015/wordml/symex" xmlns:wpg="http://schemas.microsoft.com/office/word/2010/wordprocessingGroup" xmlns:wpi="http://schemas.microsoft.com/office/word/2010/wordprocessingInk" xmlns:wne="http://schemas.microsoft.com/office/word/2006/wordml" xmlns:wps="http://schemas.microsoft.com/office/word/2010/wordprocessingShape" mc:Ignorable="w14 w15 w16se w16cid w16 w16cex w16sdtdh w16sdtfl w16du wp14">
   <w:p>
     <w:pPr>
       <w:pStyle w:val="Footer"/>
@@ -597,7 +665,7 @@
 </file>
 
 <file path=word/footer3.xml><?xml version="1.0" encoding="utf-8"?>
-<w:ftr xmlns:wpc="http://schemas.microsoft.com/office/word/2010/wordprocessingCanvas" xmlns:cx="http://schemas.microsoft.com/office/drawing/2014/chartex" xmlns:cx1="http://schemas.microsoft.com/office/drawing/2015/9/8/chartex" xmlns:cx2="http://schemas.microsoft.com/office/drawing/2015/10/21/chartex" xmlns:cx3="http://schemas.microsoft.com/office/drawing/2016/5/9/chartex" xmlns:cx4="http://schemas.microsoft.com/office/drawing/2016/5/10/chartex" xmlns:cx5="http://schemas.microsoft.com/office/drawing/2016/5/11/chartex" xmlns:cx6="http://schemas.microsoft.com/office/drawing/2016/5/12/chartex" xmlns:cx7="http://schemas.microsoft.com/office/drawing/2016/5/13/chartex" xmlns:cx8="http://schemas.microsoft.com/office/drawing/2016/5/14/chartex" xmlns:mc="http://schemas.openxmlformats.org/markup-compatibility/2006" xmlns:aink="http://schemas.microsoft.com/office/drawing/2016/ink" xmlns:am3d="http://schemas.microsoft.com/office/drawing/2017/model3d" xmlns:o="urn:schemas-microsoft-com:office:office" xmlns:oel="http://schemas.microsoft.com/office/2019/extlst" xmlns:r="http://schemas.openxmlformats.org/officeDocument/2006/relationships" xmlns:m="http://schemas.openxmlformats.org/officeDocument/2006/math" xmlns:v="urn:schemas-microsoft-com:vml" xmlns:wp14="http://schemas.microsoft.com/office/word/2010/wordprocessingDrawing" xmlns:wp="http://schemas.openxmlformats.org/drawingml/2006/wordprocessingDrawing" xmlns:w10="urn:schemas-microsoft-com:office:word" xmlns:w="http://schemas.openxmlformats.org/wordprocessingml/2006/main" xmlns:w14="http://schemas.microsoft.com/office/word/2010/wordml" xmlns:w15="http://schemas.microsoft.com/office/word/2012/wordml" xmlns:w16cex="http://schemas.microsoft.com/office/word/2018/wordml/cex" xmlns:w16cid="http://schemas.microsoft.com/office/word/2016/wordml/cid" xmlns:w16="http://schemas.microsoft.com/office/word/2018/wordml" xmlns:w16sdtdh="http://schemas.microsoft.com/office/word/2020/wordml/sdtdatahash" xmlns:w16se="http://schemas.microsoft.com/office/word/2015/wordml/symex" xmlns:wpg="http://schemas.microsoft.com/office/word/2010/wordprocessingGroup" xmlns:wpi="http://schemas.microsoft.com/office/word/2010/wordprocessingInk" xmlns:wne="http://schemas.microsoft.com/office/word/2006/wordml" xmlns:wps="http://schemas.microsoft.com/office/word/2010/wordprocessingShape" mc:Ignorable="w14 w15 w16se w16cid w16 w16cex w16sdtdh wp14">
+<w:ftr xmlns:wpc="http://schemas.microsoft.com/office/word/2010/wordprocessingCanvas" xmlns:cx="http://schemas.microsoft.com/office/drawing/2014/chartex" xmlns:cx1="http://schemas.microsoft.com/office/drawing/2015/9/8/chartex" xmlns:cx2="http://schemas.microsoft.com/office/drawing/2015/10/21/chartex" xmlns:cx3="http://schemas.microsoft.com/office/drawing/2016/5/9/chartex" xmlns:cx4="http://schemas.microsoft.com/office/drawing/2016/5/10/chartex" xmlns:cx5="http://schemas.microsoft.com/office/drawing/2016/5/11/chartex" xmlns:cx6="http://schemas.microsoft.com/office/drawing/2016/5/12/chartex" xmlns:cx7="http://schemas.microsoft.com/office/drawing/2016/5/13/chartex" xmlns:cx8="http://schemas.microsoft.com/office/drawing/2016/5/14/chartex" xmlns:mc="http://schemas.openxmlformats.org/markup-compatibility/2006" xmlns:aink="http://schemas.microsoft.com/office/drawing/2016/ink" xmlns:am3d="http://schemas.microsoft.com/office/drawing/2017/model3d" xmlns:o="urn:schemas-microsoft-com:office:office" xmlns:oel="http://schemas.microsoft.com/office/2019/extlst" xmlns:r="http://schemas.openxmlformats.org/officeDocument/2006/relationships" xmlns:m="http://schemas.openxmlformats.org/officeDocument/2006/math" xmlns:v="urn:schemas-microsoft-com:vml" xmlns:wp14="http://schemas.microsoft.com/office/word/2010/wordprocessingDrawing" xmlns:wp="http://schemas.openxmlformats.org/drawingml/2006/wordprocessingDrawing" xmlns:w10="urn:schemas-microsoft-com:office:word" xmlns:w="http://schemas.openxmlformats.org/wordprocessingml/2006/main" xmlns:w14="http://schemas.microsoft.com/office/word/2010/wordml" xmlns:w15="http://schemas.microsoft.com/office/word/2012/wordml" xmlns:w16cex="http://schemas.microsoft.com/office/word/2018/wordml/cex" xmlns:w16cid="http://schemas.microsoft.com/office/word/2016/wordml/cid" xmlns:w16="http://schemas.microsoft.com/office/word/2018/wordml" xmlns:w16du="http://schemas.microsoft.com/office/word/2023/wordml/word16du" xmlns:w16sdtdh="http://schemas.microsoft.com/office/word/2020/wordml/sdtdatahash" xmlns:w16sdtfl="http://schemas.microsoft.com/office/word/2024/wordml/sdtformatlock" xmlns:w16se="http://schemas.microsoft.com/office/word/2015/wordml/symex" xmlns:wpg="http://schemas.microsoft.com/office/word/2010/wordprocessingGroup" xmlns:wpi="http://schemas.microsoft.com/office/word/2010/wordprocessingInk" xmlns:wne="http://schemas.microsoft.com/office/word/2006/wordml" xmlns:wps="http://schemas.microsoft.com/office/word/2010/wordprocessingShape" mc:Ignorable="w14 w15 w16se w16cid w16 w16cex w16sdtdh w16sdtfl w16du wp14">
   <w:p>
     <w:pPr>
       <w:pStyle w:val="Footer"/>
@@ -607,7 +675,7 @@
 </file>
 
 <file path=word/footnotes.xml><?xml version="1.0" encoding="utf-8"?>
-<w:footnotes xmlns:wpc="http://schemas.microsoft.com/office/word/2010/wordprocessingCanvas" xmlns:cx="http://schemas.microsoft.com/office/drawing/2014/chartex" xmlns:cx1="http://schemas.microsoft.com/office/drawing/2015/9/8/chartex" xmlns:cx2="http://schemas.microsoft.com/office/drawing/2015/10/21/chartex" xmlns:cx3="http://schemas.microsoft.com/office/drawing/2016/5/9/chartex" xmlns:cx4="http://schemas.microsoft.com/office/drawing/2016/5/10/chartex" xmlns:cx5="http://schemas.microsoft.com/office/drawing/2016/5/11/chartex" xmlns:cx6="http://schemas.microsoft.com/office/drawing/2016/5/12/chartex" xmlns:cx7="http://schemas.microsoft.com/office/drawing/2016/5/13/chartex" xmlns:cx8="http://schemas.microsoft.com/office/drawing/2016/5/14/chartex" xmlns:mc="http://schemas.openxmlformats.org/markup-compatibility/2006" xmlns:aink="http://schemas.microsoft.com/office/drawing/2016/ink" xmlns:am3d="http://schemas.microsoft.com/office/drawing/2017/model3d" xmlns:o="urn:schemas-microsoft-com:office:office" xmlns:oel="http://schemas.microsoft.com/office/2019/extlst" xmlns:r="http://schemas.openxmlformats.org/officeDocument/2006/relationships" xmlns:m="http://schemas.openxmlformats.org/officeDocument/2006/math" xmlns:v="urn:schemas-microsoft-com:vml" xmlns:wp14="http://schemas.microsoft.com/office/word/2010/wordprocessingDrawing" xmlns:wp="http://schemas.openxmlformats.org/drawingml/2006/wordprocessingDrawing" xmlns:w10="urn:schemas-microsoft-com:office:word" xmlns:w="http://schemas.openxmlformats.org/wordprocessingml/2006/main" xmlns:w14="http://schemas.microsoft.com/office/word/2010/wordml" xmlns:w15="http://schemas.microsoft.com/office/word/2012/wordml" xmlns:w16cex="http://schemas.microsoft.com/office/word/2018/wordml/cex" xmlns:w16cid="http://schemas.microsoft.com/office/word/2016/wordml/cid" xmlns:w16="http://schemas.microsoft.com/office/word/2018/wordml" xmlns:w16sdtdh="http://schemas.microsoft.com/office/word/2020/wordml/sdtdatahash" xmlns:w16se="http://schemas.microsoft.com/office/word/2015/wordml/symex" xmlns:wpg="http://schemas.microsoft.com/office/word/2010/wordprocessingGroup" xmlns:wpi="http://schemas.microsoft.com/office/word/2010/wordprocessingInk" xmlns:wne="http://schemas.microsoft.com/office/word/2006/wordml" xmlns:wps="http://schemas.microsoft.com/office/word/2010/wordprocessingShape" mc:Ignorable="w14 w15 w16se w16cid w16 w16cex w16sdtdh wp14">
+<w:footnotes xmlns:wpc="http://schemas.microsoft.com/office/word/2010/wordprocessingCanvas" xmlns:cx="http://schemas.microsoft.com/office/drawing/2014/chartex" xmlns:cx1="http://schemas.microsoft.com/office/drawing/2015/9/8/chartex" xmlns:cx2="http://schemas.microsoft.com/office/drawing/2015/10/21/chartex" xmlns:cx3="http://schemas.microsoft.com/office/drawing/2016/5/9/chartex" xmlns:cx4="http://schemas.microsoft.com/office/drawing/2016/5/10/chartex" xmlns:cx5="http://schemas.microsoft.com/office/drawing/2016/5/11/chartex" xmlns:cx6="http://schemas.microsoft.com/office/drawing/2016/5/12/chartex" xmlns:cx7="http://schemas.microsoft.com/office/drawing/2016/5/13/chartex" xmlns:cx8="http://schemas.microsoft.com/office/drawing/2016/5/14/chartex" xmlns:mc="http://schemas.openxmlformats.org/markup-compatibility/2006" xmlns:aink="http://schemas.microsoft.com/office/drawing/2016/ink" xmlns:am3d="http://schemas.microsoft.com/office/drawing/2017/model3d" xmlns:o="urn:schemas-microsoft-com:office:office" xmlns:oel="http://schemas.microsoft.com/office/2019/extlst" xmlns:r="http://schemas.openxmlformats.org/officeDocument/2006/relationships" xmlns:m="http://schemas.openxmlformats.org/officeDocument/2006/math" xmlns:v="urn:schemas-microsoft-com:vml" xmlns:wp14="http://schemas.microsoft.com/office/word/2010/wordprocessingDrawing" xmlns:wp="http://schemas.openxmlformats.org/drawingml/2006/wordprocessingDrawing" xmlns:w10="urn:schemas-microsoft-com:office:word" xmlns:w="http://schemas.openxmlformats.org/wordprocessingml/2006/main" xmlns:w14="http://schemas.microsoft.com/office/word/2010/wordml" xmlns:w15="http://schemas.microsoft.com/office/word/2012/wordml" xmlns:w16cex="http://schemas.microsoft.com/office/word/2018/wordml/cex" xmlns:w16cid="http://schemas.microsoft.com/office/word/2016/wordml/cid" xmlns:w16="http://schemas.microsoft.com/office/word/2018/wordml" xmlns:w16du="http://schemas.microsoft.com/office/word/2023/wordml/word16du" xmlns:w16sdtdh="http://schemas.microsoft.com/office/word/2020/wordml/sdtdatahash" xmlns:w16sdtfl="http://schemas.microsoft.com/office/word/2024/wordml/sdtformatlock" xmlns:w16se="http://schemas.microsoft.com/office/word/2015/wordml/symex" xmlns:wpg="http://schemas.microsoft.com/office/word/2010/wordprocessingGroup" xmlns:wpi="http://schemas.microsoft.com/office/word/2010/wordprocessingInk" xmlns:wne="http://schemas.microsoft.com/office/word/2006/wordml" xmlns:wps="http://schemas.microsoft.com/office/word/2010/wordprocessingShape" mc:Ignorable="w14 w15 w16se w16cid w16 w16cex w16sdtdh w16sdtfl w16du wp14">
   <w:footnote w:type="separator" w:id="-1">
     <w:p>
       <w:pPr>
@@ -632,7 +700,7 @@
 </file>
 
 <file path=word/header1.xml><?xml version="1.0" encoding="utf-8"?>
-<w:hdr xmlns:wpc="http://schemas.microsoft.com/office/word/2010/wordprocessingCanvas" xmlns:cx="http://schemas.microsoft.com/office/drawing/2014/chartex" xmlns:cx1="http://schemas.microsoft.com/office/drawing/2015/9/8/chartex" xmlns:cx2="http://schemas.microsoft.com/office/drawing/2015/10/21/chartex" xmlns:cx3="http://schemas.microsoft.com/office/drawing/2016/5/9/chartex" xmlns:cx4="http://schemas.microsoft.com/office/drawing/2016/5/10/chartex" xmlns:cx5="http://schemas.microsoft.com/office/drawing/2016/5/11/chartex" xmlns:cx6="http://schemas.microsoft.com/office/drawing/2016/5/12/chartex" xmlns:cx7="http://schemas.microsoft.com/office/drawing/2016/5/13/chartex" xmlns:cx8="http://schemas.microsoft.com/office/drawing/2016/5/14/chartex" xmlns:mc="http://schemas.openxmlformats.org/markup-compatibility/2006" xmlns:aink="http://schemas.microsoft.com/office/drawing/2016/ink" xmlns:am3d="http://schemas.microsoft.com/office/drawing/2017/model3d" xmlns:o="urn:schemas-microsoft-com:office:office" xmlns:oel="http://schemas.microsoft.com/office/2019/extlst" xmlns:r="http://schemas.openxmlformats.org/officeDocument/2006/relationships" xmlns:m="http://schemas.openxmlformats.org/officeDocument/2006/math" xmlns:v="urn:schemas-microsoft-com:vml" xmlns:wp14="http://schemas.microsoft.com/office/word/2010/wordprocessingDrawing" xmlns:wp="http://schemas.openxmlformats.org/drawingml/2006/wordprocessingDrawing" xmlns:w10="urn:schemas-microsoft-com:office:word" xmlns:w="http://schemas.openxmlformats.org/wordprocessingml/2006/main" xmlns:w14="http://schemas.microsoft.com/office/word/2010/wordml" xmlns:w15="http://schemas.microsoft.com/office/word/2012/wordml" xmlns:w16cex="http://schemas.microsoft.com/office/word/2018/wordml/cex" xmlns:w16cid="http://schemas.microsoft.com/office/word/2016/wordml/cid" xmlns:w16="http://schemas.microsoft.com/office/word/2018/wordml" xmlns:w16sdtdh="http://schemas.microsoft.com/office/word/2020/wordml/sdtdatahash" xmlns:w16se="http://schemas.microsoft.com/office/word/2015/wordml/symex" xmlns:wpg="http://schemas.microsoft.com/office/word/2010/wordprocessingGroup" xmlns:wpi="http://schemas.microsoft.com/office/word/2010/wordprocessingInk" xmlns:wne="http://schemas.microsoft.com/office/word/2006/wordml" xmlns:wps="http://schemas.microsoft.com/office/word/2010/wordprocessingShape" mc:Ignorable="w14 w15 w16se w16cid w16 w16cex w16sdtdh wp14">
+<w:hdr xmlns:wpc="http://schemas.microsoft.com/office/word/2010/wordprocessingCanvas" xmlns:cx="http://schemas.microsoft.com/office/drawing/2014/chartex" xmlns:cx1="http://schemas.microsoft.com/office/drawing/2015/9/8/chartex" xmlns:cx2="http://schemas.microsoft.com/office/drawing/2015/10/21/chartex" xmlns:cx3="http://schemas.microsoft.com/office/drawing/2016/5/9/chartex" xmlns:cx4="http://schemas.microsoft.com/office/drawing/2016/5/10/chartex" xmlns:cx5="http://schemas.microsoft.com/office/drawing/2016/5/11/chartex" xmlns:cx6="http://schemas.microsoft.com/office/drawing/2016/5/12/chartex" xmlns:cx7="http://schemas.microsoft.com/office/drawing/2016/5/13/chartex" xmlns:cx8="http://schemas.microsoft.com/office/drawing/2016/5/14/chartex" xmlns:mc="http://schemas.openxmlformats.org/markup-compatibility/2006" xmlns:aink="http://schemas.microsoft.com/office/drawing/2016/ink" xmlns:am3d="http://schemas.microsoft.com/office/drawing/2017/model3d" xmlns:o="urn:schemas-microsoft-com:office:office" xmlns:oel="http://schemas.microsoft.com/office/2019/extlst" xmlns:r="http://schemas.openxmlformats.org/officeDocument/2006/relationships" xmlns:m="http://schemas.openxmlformats.org/officeDocument/2006/math" xmlns:v="urn:schemas-microsoft-com:vml" xmlns:wp14="http://schemas.microsoft.com/office/word/2010/wordprocessingDrawing" xmlns:wp="http://schemas.openxmlformats.org/drawingml/2006/wordprocessingDrawing" xmlns:w10="urn:schemas-microsoft-com:office:word" xmlns:w="http://schemas.openxmlformats.org/wordprocessingml/2006/main" xmlns:w14="http://schemas.microsoft.com/office/word/2010/wordml" xmlns:w15="http://schemas.microsoft.com/office/word/2012/wordml" xmlns:w16cex="http://schemas.microsoft.com/office/word/2018/wordml/cex" xmlns:w16cid="http://schemas.microsoft.com/office/word/2016/wordml/cid" xmlns:w16="http://schemas.microsoft.com/office/word/2018/wordml" xmlns:w16du="http://schemas.microsoft.com/office/word/2023/wordml/word16du" xmlns:w16sdtdh="http://schemas.microsoft.com/office/word/2020/wordml/sdtdatahash" xmlns:w16sdtfl="http://schemas.microsoft.com/office/word/2024/wordml/sdtformatlock" xmlns:w16se="http://schemas.microsoft.com/office/word/2015/wordml/symex" xmlns:wpg="http://schemas.microsoft.com/office/word/2010/wordprocessingGroup" xmlns:wpi="http://schemas.microsoft.com/office/word/2010/wordprocessingInk" xmlns:wne="http://schemas.microsoft.com/office/word/2006/wordml" xmlns:wps="http://schemas.microsoft.com/office/word/2010/wordprocessingShape" mc:Ignorable="w14 w15 w16se w16cid w16 w16cex w16sdtdh w16sdtfl w16du wp14">
   <w:p>
     <w:pPr>
       <w:pStyle w:val="Header"/>
@@ -642,7 +710,7 @@
 </file>
 
 <file path=word/header2.xml><?xml version="1.0" encoding="utf-8"?>
-<w:hdr xmlns:wpc="http://schemas.microsoft.com/office/word/2010/wordprocessingCanvas" xmlns:cx="http://schemas.microsoft.com/office/drawing/2014/chartex" xmlns:cx1="http://schemas.microsoft.com/office/drawing/2015/9/8/chartex" xmlns:cx2="http://schemas.microsoft.com/office/drawing/2015/10/21/chartex" xmlns:cx3="http://schemas.microsoft.com/office/drawing/2016/5/9/chartex" xmlns:cx4="http://schemas.microsoft.com/office/drawing/2016/5/10/chartex" xmlns:cx5="http://schemas.microsoft.com/office/drawing/2016/5/11/chartex" xmlns:cx6="http://schemas.microsoft.com/office/drawing/2016/5/12/chartex" xmlns:cx7="http://schemas.microsoft.com/office/drawing/2016/5/13/chartex" xmlns:cx8="http://schemas.microsoft.com/office/drawing/2016/5/14/chartex" xmlns:mc="http://schemas.openxmlformats.org/markup-compatibility/2006" xmlns:aink="http://schemas.microsoft.com/office/drawing/2016/ink" xmlns:am3d="http://schemas.microsoft.com/office/drawing/2017/model3d" xmlns:o="urn:schemas-microsoft-com:office:office" xmlns:oel="http://schemas.microsoft.com/office/2019/extlst" xmlns:r="http://schemas.openxmlformats.org/officeDocument/2006/relationships" xmlns:m="http://schemas.openxmlformats.org/officeDocument/2006/math" xmlns:v="urn:schemas-microsoft-com:vml" xmlns:wp14="http://schemas.microsoft.com/office/word/2010/wordprocessingDrawing" xmlns:wp="http://schemas.openxmlformats.org/drawingml/2006/wordprocessingDrawing" xmlns:w10="urn:schemas-microsoft-com:office:word" xmlns:w="http://schemas.openxmlformats.org/wordprocessingml/2006/main" xmlns:w14="http://schemas.microsoft.com/office/word/2010/wordml" xmlns:w15="http://schemas.microsoft.com/office/word/2012/wordml" xmlns:w16cex="http://schemas.microsoft.com/office/word/2018/wordml/cex" xmlns:w16cid="http://schemas.microsoft.com/office/word/2016/wordml/cid" xmlns:w16="http://schemas.microsoft.com/office/word/2018/wordml" xmlns:w16sdtdh="http://schemas.microsoft.com/office/word/2020/wordml/sdtdatahash" xmlns:w16se="http://schemas.microsoft.com/office/word/2015/wordml/symex" xmlns:wpg="http://schemas.microsoft.com/office/word/2010/wordprocessingGroup" xmlns:wpi="http://schemas.microsoft.com/office/word/2010/wordprocessingInk" xmlns:wne="http://schemas.microsoft.com/office/word/2006/wordml" xmlns:wps="http://schemas.microsoft.com/office/word/2010/wordprocessingShape" mc:Ignorable="w14 w15 w16se w16cid w16 w16cex w16sdtdh wp14">
+<w:hdr xmlns:wpc="http://schemas.microsoft.com/office/word/2010/wordprocessingCanvas" xmlns:cx="http://schemas.microsoft.com/office/drawing/2014/chartex" xmlns:cx1="http://schemas.microsoft.com/office/drawing/2015/9/8/chartex" xmlns:cx2="http://schemas.microsoft.com/office/drawing/2015/10/21/chartex" xmlns:cx3="http://schemas.microsoft.com/office/drawing/2016/5/9/chartex" xmlns:cx4="http://schemas.microsoft.com/office/drawing/2016/5/10/chartex" xmlns:cx5="http://schemas.microsoft.com/office/drawing/2016/5/11/chartex" xmlns:cx6="http://schemas.microsoft.com/office/drawing/2016/5/12/chartex" xmlns:cx7="http://schemas.microsoft.com/office/drawing/2016/5/13/chartex" xmlns:cx8="http://schemas.microsoft.com/office/drawing/2016/5/14/chartex" xmlns:mc="http://schemas.openxmlformats.org/markup-compatibility/2006" xmlns:aink="http://schemas.microsoft.com/office/drawing/2016/ink" xmlns:am3d="http://schemas.microsoft.com/office/drawing/2017/model3d" xmlns:o="urn:schemas-microsoft-com:office:office" xmlns:oel="http://schemas.microsoft.com/office/2019/extlst" xmlns:r="http://schemas.openxmlformats.org/officeDocument/2006/relationships" xmlns:m="http://schemas.openxmlformats.org/officeDocument/2006/math" xmlns:v="urn:schemas-microsoft-com:vml" xmlns:wp14="http://schemas.microsoft.com/office/word/2010/wordprocessingDrawing" xmlns:wp="http://schemas.openxmlformats.org/drawingml/2006/wordprocessingDrawing" xmlns:w10="urn:schemas-microsoft-com:office:word" xmlns:w="http://schemas.openxmlformats.org/wordprocessingml/2006/main" xmlns:w14="http://schemas.microsoft.com/office/word/2010/wordml" xmlns:w15="http://schemas.microsoft.com/office/word/2012/wordml" xmlns:w16cex="http://schemas.microsoft.com/office/word/2018/wordml/cex" xmlns:w16cid="http://schemas.microsoft.com/office/word/2016/wordml/cid" xmlns:w16="http://schemas.microsoft.com/office/word/2018/wordml" xmlns:w16du="http://schemas.microsoft.com/office/word/2023/wordml/word16du" xmlns:w16sdtdh="http://schemas.microsoft.com/office/word/2020/wordml/sdtdatahash" xmlns:w16sdtfl="http://schemas.microsoft.com/office/word/2024/wordml/sdtformatlock" xmlns:w16se="http://schemas.microsoft.com/office/word/2015/wordml/symex" xmlns:wpg="http://schemas.microsoft.com/office/word/2010/wordprocessingGroup" xmlns:wpi="http://schemas.microsoft.com/office/word/2010/wordprocessingInk" xmlns:wne="http://schemas.microsoft.com/office/word/2006/wordml" xmlns:wps="http://schemas.microsoft.com/office/word/2010/wordprocessingShape" mc:Ignorable="w14 w15 w16se w16cid w16 w16cex w16sdtdh w16sdtfl w16du wp14">
   <w:p>
     <w:pPr>
       <w:pStyle w:val="Header"/>
@@ -653,7 +721,7 @@
 </file>
 
 <file path=word/header3.xml><?xml version="1.0" encoding="utf-8"?>
-<w:hdr xmlns:wpc="http://schemas.microsoft.com/office/word/2010/wordprocessingCanvas" xmlns:cx="http://schemas.microsoft.com/office/drawing/2014/chartex" xmlns:cx1="http://schemas.microsoft.com/office/drawing/2015/9/8/chartex" xmlns:cx2="http://schemas.microsoft.com/office/drawing/2015/10/21/chartex" xmlns:cx3="http://schemas.microsoft.com/office/drawing/2016/5/9/chartex" xmlns:cx4="http://schemas.microsoft.com/office/drawing/2016/5/10/chartex" xmlns:cx5="http://schemas.microsoft.com/office/drawing/2016/5/11/chartex" xmlns:cx6="http://schemas.microsoft.com/office/drawing/2016/5/12/chartex" xmlns:cx7="http://schemas.microsoft.com/office/drawing/2016/5/13/chartex" xmlns:cx8="http://schemas.microsoft.com/office/drawing/2016/5/14/chartex" xmlns:mc="http://schemas.openxmlformats.org/markup-compatibility/2006" xmlns:aink="http://schemas.microsoft.com/office/drawing/2016/ink" xmlns:am3d="http://schemas.microsoft.com/office/drawing/2017/model3d" xmlns:o="urn:schemas-microsoft-com:office:office" xmlns:oel="http://schemas.microsoft.com/office/2019/extlst" xmlns:r="http://schemas.openxmlformats.org/officeDocument/2006/relationships" xmlns:m="http://schemas.openxmlformats.org/officeDocument/2006/math" xmlns:v="urn:schemas-microsoft-com:vml" xmlns:wp14="http://schemas.microsoft.com/office/word/2010/wordprocessingDrawing" xmlns:wp="http://schemas.openxmlformats.org/drawingml/2006/wordprocessingDrawing" xmlns:w10="urn:schemas-microsoft-com:office:word" xmlns:w="http://schemas.openxmlformats.org/wordprocessingml/2006/main" xmlns:w14="http://schemas.microsoft.com/office/word/2010/wordml" xmlns:w15="http://schemas.microsoft.com/office/word/2012/wordml" xmlns:w16cex="http://schemas.microsoft.com/office/word/2018/wordml/cex" xmlns:w16cid="http://schemas.microsoft.com/office/word/2016/wordml/cid" xmlns:w16="http://schemas.microsoft.com/office/word/2018/wordml" xmlns:w16sdtdh="http://schemas.microsoft.com/office/word/2020/wordml/sdtdatahash" xmlns:w16se="http://schemas.microsoft.com/office/word/2015/wordml/symex" xmlns:wpg="http://schemas.microsoft.com/office/word/2010/wordprocessingGroup" xmlns:wpi="http://schemas.microsoft.com/office/word/2010/wordprocessingInk" xmlns:wne="http://schemas.microsoft.com/office/word/2006/wordml" xmlns:wps="http://schemas.microsoft.com/office/word/2010/wordprocessingShape" mc:Ignorable="w14 w15 w16se w16cid w16 w16cex w16sdtdh wp14">
+<w:hdr xmlns:wpc="http://schemas.microsoft.com/office/word/2010/wordprocessingCanvas" xmlns:cx="http://schemas.microsoft.com/office/drawing/2014/chartex" xmlns:cx1="http://schemas.microsoft.com/office/drawing/2015/9/8/chartex" xmlns:cx2="http://schemas.microsoft.com/office/drawing/2015/10/21/chartex" xmlns:cx3="http://schemas.microsoft.com/office/drawing/2016/5/9/chartex" xmlns:cx4="http://schemas.microsoft.com/office/drawing/2016/5/10/chartex" xmlns:cx5="http://schemas.microsoft.com/office/drawing/2016/5/11/chartex" xmlns:cx6="http://schemas.microsoft.com/office/drawing/2016/5/12/chartex" xmlns:cx7="http://schemas.microsoft.com/office/drawing/2016/5/13/chartex" xmlns:cx8="http://schemas.microsoft.com/office/drawing/2016/5/14/chartex" xmlns:mc="http://schemas.openxmlformats.org/markup-compatibility/2006" xmlns:aink="http://schemas.microsoft.com/office/drawing/2016/ink" xmlns:am3d="http://schemas.microsoft.com/office/drawing/2017/model3d" xmlns:o="urn:schemas-microsoft-com:office:office" xmlns:oel="http://schemas.microsoft.com/office/2019/extlst" xmlns:r="http://schemas.openxmlformats.org/officeDocument/2006/relationships" xmlns:m="http://schemas.openxmlformats.org/officeDocument/2006/math" xmlns:v="urn:schemas-microsoft-com:vml" xmlns:wp14="http://schemas.microsoft.com/office/word/2010/wordprocessingDrawing" xmlns:wp="http://schemas.openxmlformats.org/drawingml/2006/wordprocessingDrawing" xmlns:w10="urn:schemas-microsoft-com:office:word" xmlns:w="http://schemas.openxmlformats.org/wordprocessingml/2006/main" xmlns:w14="http://schemas.microsoft.com/office/word/2010/wordml" xmlns:w15="http://schemas.microsoft.com/office/word/2012/wordml" xmlns:w16cex="http://schemas.microsoft.com/office/word/2018/wordml/cex" xmlns:w16cid="http://schemas.microsoft.com/office/word/2016/wordml/cid" xmlns:w16="http://schemas.microsoft.com/office/word/2018/wordml" xmlns:w16du="http://schemas.microsoft.com/office/word/2023/wordml/word16du" xmlns:w16sdtdh="http://schemas.microsoft.com/office/word/2020/wordml/sdtdatahash" xmlns:w16sdtfl="http://schemas.microsoft.com/office/word/2024/wordml/sdtformatlock" xmlns:w16se="http://schemas.microsoft.com/office/word/2015/wordml/symex" xmlns:wpg="http://schemas.microsoft.com/office/word/2010/wordprocessingGroup" xmlns:wpi="http://schemas.microsoft.com/office/word/2010/wordprocessingInk" xmlns:wne="http://schemas.microsoft.com/office/word/2006/wordml" xmlns:wps="http://schemas.microsoft.com/office/word/2010/wordprocessingShape" mc:Ignorable="w14 w15 w16se w16cid w16 w16cex w16sdtdh w16sdtfl w16du wp14">
   <w:p>
     <w:pPr>
       <w:pStyle w:val="Header"/>
@@ -662,7 +730,7 @@
     <w:r>
       <w:tab/>
       <w:tab/>
-      <w:t>2026-06-17</w:t>
+      <w:t>2026-06-18</w:t>
       <w:br/>
       <w:br/>
     </w:r>
@@ -679,7 +747,7 @@
 </file>
 
 <file path=word/numbering.xml><?xml version="1.0" encoding="utf-8"?>
-<w:numbering xmlns:wpc="http://schemas.microsoft.com/office/word/2010/wordprocessingCanvas" xmlns:cx="http://schemas.microsoft.com/office/drawing/2014/chartex" xmlns:cx1="http://schemas.microsoft.com/office/drawing/2015/9/8/chartex" xmlns:cx2="http://schemas.microsoft.com/office/drawing/2015/10/21/chartex" xmlns:cx3="http://schemas.microsoft.com/office/drawing/2016/5/9/chartex" xmlns:cx4="http://schemas.microsoft.com/office/drawing/2016/5/10/chartex" xmlns:cx5="http://schemas.microsoft.com/office/drawing/2016/5/11/chartex" xmlns:cx6="http://schemas.microsoft.com/office/drawing/2016/5/12/chartex" xmlns:cx7="http://schemas.microsoft.com/office/drawing/2016/5/13/chartex" xmlns:cx8="http://schemas.microsoft.com/office/drawing/2016/5/14/chartex" xmlns:mc="http://schemas.openxmlformats.org/markup-compatibility/2006" xmlns:aink="http://schemas.microsoft.com/office/drawing/2016/ink" xmlns:am3d="http://schemas.microsoft.com/office/drawing/2017/model3d" xmlns:o="urn:schemas-microsoft-com:office:office" xmlns:oel="http://schemas.microsoft.com/office/2019/extlst" xmlns:r="http://schemas.openxmlformats.org/officeDocument/2006/relationships" xmlns:m="http://schemas.openxmlformats.org/officeDocument/2006/math" xmlns:v="urn:schemas-microsoft-com:vml" xmlns:wp14="http://schemas.microsoft.com/office/word/2010/wordprocessingDrawing" xmlns:wp="http://schemas.openxmlformats.org/drawingml/2006/wordprocessingDrawing" xmlns:w10="urn:schemas-microsoft-com:office:word" xmlns:w="http://schemas.openxmlformats.org/wordprocessingml/2006/main" xmlns:w14="http://schemas.microsoft.com/office/word/2010/wordml" xmlns:w15="http://schemas.microsoft.com/office/word/2012/wordml" xmlns:w16cex="http://schemas.microsoft.com/office/word/2018/wordml/cex" xmlns:w16cid="http://schemas.microsoft.com/office/word/2016/wordml/cid" xmlns:w16="http://schemas.microsoft.com/office/word/2018/wordml" xmlns:w16sdtdh="http://schemas.microsoft.com/office/word/2020/wordml/sdtdatahash" xmlns:w16se="http://schemas.microsoft.com/office/word/2015/wordml/symex" xmlns:wpg="http://schemas.microsoft.com/office/word/2010/wordprocessingGroup" xmlns:wpi="http://schemas.microsoft.com/office/word/2010/wordprocessingInk" xmlns:wne="http://schemas.microsoft.com/office/word/2006/wordml" xmlns:wps="http://schemas.microsoft.com/office/word/2010/wordprocessingShape" mc:Ignorable="w14 w15 w16se w16cid w16 w16cex w16sdtdh wp14">
+<w:numbering xmlns:wpc="http://schemas.microsoft.com/office/word/2010/wordprocessingCanvas" xmlns:cx="http://schemas.microsoft.com/office/drawing/2014/chartex" xmlns:cx1="http://schemas.microsoft.com/office/drawing/2015/9/8/chartex" xmlns:cx2="http://schemas.microsoft.com/office/drawing/2015/10/21/chartex" xmlns:cx3="http://schemas.microsoft.com/office/drawing/2016/5/9/chartex" xmlns:cx4="http://schemas.microsoft.com/office/drawing/2016/5/10/chartex" xmlns:cx5="http://schemas.microsoft.com/office/drawing/2016/5/11/chartex" xmlns:cx6="http://schemas.microsoft.com/office/drawing/2016/5/12/chartex" xmlns:cx7="http://schemas.microsoft.com/office/drawing/2016/5/13/chartex" xmlns:cx8="http://schemas.microsoft.com/office/drawing/2016/5/14/chartex" xmlns:mc="http://schemas.openxmlformats.org/markup-compatibility/2006" xmlns:aink="http://schemas.microsoft.com/office/drawing/2016/ink" xmlns:am3d="http://schemas.microsoft.com/office/drawing/2017/model3d" xmlns:o="urn:schemas-microsoft-com:office:office" xmlns:oel="http://schemas.microsoft.com/office/2019/extlst" xmlns:r="http://schemas.openxmlformats.org/officeDocument/2006/relationships" xmlns:m="http://schemas.openxmlformats.org/officeDocument/2006/math" xmlns:v="urn:schemas-microsoft-com:vml" xmlns:wp14="http://schemas.microsoft.com/office/word/2010/wordprocessingDrawing" xmlns:wp="http://schemas.openxmlformats.org/drawingml/2006/wordprocessingDrawing" xmlns:w10="urn:schemas-microsoft-com:office:word" xmlns:w="http://schemas.openxmlformats.org/wordprocessingml/2006/main" xmlns:w14="http://schemas.microsoft.com/office/word/2010/wordml" xmlns:w15="http://schemas.microsoft.com/office/word/2012/wordml" xmlns:w16cex="http://schemas.microsoft.com/office/word/2018/wordml/cex" xmlns:w16cid="http://schemas.microsoft.com/office/word/2016/wordml/cid" xmlns:w16="http://schemas.microsoft.com/office/word/2018/wordml" xmlns:w16du="http://schemas.microsoft.com/office/word/2023/wordml/word16du" xmlns:w16sdtdh="http://schemas.microsoft.com/office/word/2020/wordml/sdtdatahash" xmlns:w16sdtfl="http://schemas.microsoft.com/office/word/2024/wordml/sdtformatlock" xmlns:w16se="http://schemas.microsoft.com/office/word/2015/wordml/symex" xmlns:wpg="http://schemas.microsoft.com/office/word/2010/wordprocessingGroup" xmlns:wpi="http://schemas.microsoft.com/office/word/2010/wordprocessingInk" xmlns:wne="http://schemas.microsoft.com/office/word/2006/wordml" xmlns:wps="http://schemas.microsoft.com/office/word/2010/wordprocessingShape" mc:Ignorable="w14 w15 w16se w16cid w16 w16cex w16sdtdh w16sdtfl w16du wp14">
   <w:abstractNum w:abstractNumId="0" w15:restartNumberingAfterBreak="0">
     <w:nsid w:val="FFFFFF7C"/>
     <w:multiLevelType w:val="singleLevel"/>
@@ -882,7 +950,7 @@
 </file>
 
 <file path=word/styles.xml><?xml version="1.0" encoding="utf-8"?>
-<w:styles xmlns:mc="http://schemas.openxmlformats.org/markup-compatibility/2006" xmlns:r="http://schemas.openxmlformats.org/officeDocument/2006/relationships" xmlns:w="http://schemas.openxmlformats.org/wordprocessingml/2006/main" xmlns:w14="http://schemas.microsoft.com/office/word/2010/wordml" xmlns:w15="http://schemas.microsoft.com/office/word/2012/wordml" xmlns:w16cex="http://schemas.microsoft.com/office/word/2018/wordml/cex" xmlns:w16cid="http://schemas.microsoft.com/office/word/2016/wordml/cid" xmlns:w16="http://schemas.microsoft.com/office/word/2018/wordml" xmlns:w16sdtdh="http://schemas.microsoft.com/office/word/2020/wordml/sdtdatahash" xmlns:w16se="http://schemas.microsoft.com/office/word/2015/wordml/symex" mc:Ignorable="w14 w15 w16se w16cid w16 w16cex w16sdtdh">
+<w:styles xmlns:mc="http://schemas.openxmlformats.org/markup-compatibility/2006" xmlns:r="http://schemas.openxmlformats.org/officeDocument/2006/relationships" xmlns:w="http://schemas.openxmlformats.org/wordprocessingml/2006/main" xmlns:w14="http://schemas.microsoft.com/office/word/2010/wordml" xmlns:w15="http://schemas.microsoft.com/office/word/2012/wordml" xmlns:w16cex="http://schemas.microsoft.com/office/word/2018/wordml/cex" xmlns:w16cid="http://schemas.microsoft.com/office/word/2016/wordml/cid" xmlns:w16="http://schemas.microsoft.com/office/word/2018/wordml" xmlns:w16du="http://schemas.microsoft.com/office/word/2023/wordml/word16du" xmlns:w16sdtdh="http://schemas.microsoft.com/office/word/2020/wordml/sdtdatahash" xmlns:w16sdtfl="http://schemas.microsoft.com/office/word/2024/wordml/sdtformatlock" xmlns:w16se="http://schemas.microsoft.com/office/word/2015/wordml/symex" mc:Ignorable="w14 w15 w16se w16cid w16 w16cex w16sdtdh w16sdtfl w16du">
   <w:docDefaults>
     <w:rPrDefault>
       <w:rPr>
@@ -1640,7 +1708,7 @@
     <w:link w:val="TitleChar"/>
     <w:uiPriority w:val="10"/>
     <w:qFormat/>
-    <w:rsid w:val="007106C8"/>
+    <w:rsid w:val="00E854FA"/>
     <w:pPr>
       <w:spacing w:after="300" w:line="240" w:lineRule="auto"/>
       <w:contextualSpacing/>
@@ -1650,7 +1718,7 @@
       <w:rFonts w:eastAsiaTheme="majorEastAsia" w:cstheme="majorBidi"/>
       <w:spacing w:val="5"/>
       <w:kern w:val="28"/>
-      <w:sz w:val="52"/>
+      <w:sz w:val="40"/>
       <w:szCs w:val="52"/>
       <w:lang w:val="sv-SE" w:eastAsia="en-US" w:bidi="ar-SA"/>
     </w:rPr>
@@ -1660,12 +1728,12 @@
     <w:basedOn w:val="DefaultParagraphFont"/>
     <w:link w:val="Title"/>
     <w:uiPriority w:val="10"/>
-    <w:rsid w:val="007106C8"/>
+    <w:rsid w:val="00E854FA"/>
     <w:rPr>
       <w:rFonts w:ascii="Times New Roman" w:eastAsiaTheme="majorEastAsia" w:hAnsi="Times New Roman" w:cstheme="majorBidi"/>
       <w:spacing w:val="5"/>
       <w:kern w:val="28"/>
-      <w:sz w:val="52"/>
+      <w:sz w:val="40"/>
       <w:szCs w:val="52"/>
       <w:lang w:val="sv-SE" w:eastAsia="en-US" w:bidi="ar-SA"/>
     </w:rPr>

--- a/klagomål/A 16317-2026 FSC-klagomål.docx
+++ b/klagomål/A 16317-2026 FSC-klagomål.docx
@@ -730,7 +730,7 @@
     <w:r>
       <w:tab/>
       <w:tab/>
-      <w:t>2026-06-18</w:t>
+      <w:t>2026-06-19</w:t>
       <w:br/>
       <w:br/>
     </w:r>

--- a/klagomål/A 16317-2026 FSC-klagomål.docx
+++ b/klagomål/A 16317-2026 FSC-klagomål.docx
@@ -730,7 +730,7 @@
     <w:r>
       <w:tab/>
       <w:tab/>
-      <w:t>2026-06-19</w:t>
+      <w:t>2026-06-20</w:t>
       <w:br/>
       <w:br/>
     </w:r>

--- a/klagomål/A 16317-2026 FSC-klagomål.docx
+++ b/klagomål/A 16317-2026 FSC-klagomål.docx
@@ -168,38 +168,7 @@
     </w:p>
     <w:p>
       <w:r>
-        <w:t>Detta dokument behandlar höga naturvärden i avverkningsanmälan A 16317-2026 i Högsby kommun som inkom 2026-03-30 och omfattar 0,7 ha.</w:t>
-      </w:r>
-    </w:p>
-    <w:p>
-      <w:r>
-        <w:t>Nedan presenteras fynd av naturvårdsarter som gjorts i det avverkningsanmälda området, samt relevanta utdrag ur standarderna för FSC, Chain of Custody, Controlled Wood och PEFC.</w:t>
-      </w:r>
-    </w:p>
-    <w:p>
-      <w:r>
-        <w:t>Vi förväntar oss att ni återkommer med ett skriftligt svar på vårt klagomål och även beskriver vilka korrigerande åtgärder ni satt in för att rätta till identifierade brister i er efterlevnad av den svenska FSC standarden.</w:t>
-      </w:r>
-    </w:p>
-    <w:p>
-      <w:pPr>
-        <w:pStyle w:val="Heading1"/>
-      </w:pPr>
-      <w:r>
-        <w:t>Naturvårdsarter</w:t>
-      </w:r>
-    </w:p>
-    <w:p>
-      <w:r>
-        <w:t>I och inom 24 meter från avverkningsanmälan har följande 6 naturvårdsarter hittats: violettfläckig spindling (VU), fjällig taggsvamp s.str. (NT), kryddspindling (NT, T), persiljespindling (NT), puderspindling (NT) och skarp dropptaggsvamp (NT). Av dessa är 6 rödlistade. För rödlistade arter har rödlistekategorin angivits inom parentes. Typiska arter inom Natura 2000 som är kopplade till skogsekosystem har markerats med (T).</w:t>
-      </w:r>
-    </w:p>
-    <w:p>
-      <w:r>
-        <w:t>De påträffade naturvårdsarterna är ett tydligt kvitto på att det rör sig om en skog med höga naturvärden.</w:t>
-      </w:r>
-      <w:r>
-        <w:t xml:space="preserve"> I Figur 1 visas fyndplatser för naturvårdsarter i området, som finns registrerade på Artportalen.</w:t>
+        <w:t>Detta klagomål behandlar höga naturvärden i avverkningsanmälan A 16317-2026 i Högsby kommun som inkom 2026-03-30 och omfattar 0,7 ha.</w:t>
       </w:r>
     </w:p>
     <w:p>
@@ -247,7 +216,46 @@
         <w:spacing w:after="240"/>
       </w:pPr>
       <w:r>
-        <w:t>Figur 1. Fyndplatser för naturvårdsarter i och inom 24 meter från avverkningsanmälan (röd linje). Markörer utan svart kant är placerade på fyndplatsen. Markörer med svart kant är placerade vid sidan av fyndplatsen och har ett svart streck som visar fyndplatsens exakta position. Kartans mittpunktskoordinat är N 6334158, E 533492 i SWEREF 99 TM.</w:t>
+        <w:t>Figur 1. Fyndplatser för naturvårdsarter i och inom 24 meter från avverkningsanmälan. Markörer utan svart kant är placerade på fyndplatsen. Markörer med svart kant är placerade vid sidan av fyndplatsen har ett svart streck som visar fyndplatsens exakta position. Kartans mittpunktskoordinat är N 6334158, E 533492 i SWEREF 99 TM.</w:t>
+      </w:r>
+    </w:p>
+    <w:p>
+      <w:r>
+        <w:t>I och inom 24 meter från avverkningsanmälan finns fynd av 6 naturvårdsarter, varav 6 är rödlistade och 1 är typisk (T): violettfläckig spindling (VU), fjällig taggsvamp s.str. (NT), kryddspindling (NT, T), persiljespindling (NT), puderspindling (NT) och skarp dropptaggsvamp (NT). Se Figur 1.</w:t>
+      </w:r>
+    </w:p>
+    <w:p>
+      <w:r>
+        <w:t>Nedan presenteras relevanta utdrag ur standarderna för FSC, Chain of Custody, Controlled Wood och PEFC.</w:t>
+      </w:r>
+    </w:p>
+    <w:p>
+      <w:r>
+        <w:t>Vi förväntar oss att ni återkommer med ett skriftligt svar på vårt klagomål och även beskriver vilka korrigerande åtgärder ni satt in för att rätta till identifierade brister i er efterlevnad av den svenska FSC standarden.</w:t>
+      </w:r>
+    </w:p>
+    <w:p>
+      <w:pPr>
+        <w:pStyle w:val="Heading1"/>
+      </w:pPr>
+      <w:r>
+        <w:t>Naturvårdsarter och fridlysta arter</w:t>
+      </w:r>
+    </w:p>
+    <w:p>
+      <w:r>
+        <w:t>Nedan följer beskrivningar av de naturvårdsarter och fridlysta arter som har sina livsmiljöer och växtplatser i den avverkningsanmälda skogen. De påträffade naturvårdsarterna är ett tydligt kvitto på att det rör sig om en skog med höga naturvärden.</w:t>
+      </w:r>
+    </w:p>
+    <w:p>
+      <w:r>
+        <w:rPr>
+          <w:b/>
+        </w:rPr>
+        <w:t>Violettfläckig spindling (VU)</w:t>
+      </w:r>
+      <w:r>
+        <w:t xml:space="preserve"> bildar mykorrhiza med gran och tall i äldre kalkbarrskogar på torr, örtrik mark. Minskningstakten uppgår till 30 % inom 50 år och överstiger gränsvärdet för Sårbar (VU). Artens ekologiska krav med fynd enbart i äldre, örtrika kalkbarrskogar med kontinuitet, miljöer som idag ofta är starkt hotade av slutavverkningar, gör den mycket sårbar. Alla kända lokaler har ett högt skyddsvärde och kalkbarrskogar med höga naturvärden bör få områdesskydd med individuellt anpassade skötselråd (SLU Artdatabanken, 2024).</w:t>
       </w:r>
     </w:p>
     <w:p>
@@ -312,17 +320,6 @@
       </w:r>
       <w:r>
         <w:t>bildar mykorrhiza med både gran och tall, främst i barrskogar med trädkontinuitet. Arten uppträder dels i näringsrik kalkbarrskog och dels i sur lavtallskog. Kalkbarrskogarna är ofta grandominerade, olikåldriga och skiktade på frisk mark med ett örtrikt vegetationsskikt. Lavtallskogarna är i regel magra, torra, ljusöppna och ofta brandpräglade. Den totala populationen i landet har minskat och bedöms fortsätta minska till följd av avverkning av äldre barrskogar. Arten har begränsad förmåga att återetablera sig efter slutavverkning eller andra storskaliga skogsbruksåtgärder. Det saknas indikationer på att arten långsiktigt kan etablera eller reproducera sig i skogsbestånd som brukas med metoder som trakthyggesbruk, markberedning, gödsling eller föryngring med förädlat plantmaterial. Minskningstakten för den svenska populationen bedöms vara nära gränsvärdet för Sårbar (VU) (SLU Artdatabanken, 2026).</w:t>
-      </w:r>
-    </w:p>
-    <w:p>
-      <w:r>
-        <w:rPr>
-          <w:b/>
-        </w:rPr>
-        <w:t>Violettfläckig spindling (VU)</w:t>
-      </w:r>
-      <w:r>
-        <w:t xml:space="preserve"> bildar mykorrhiza med gran och tall i äldre kalkbarrskogar på torr, örtrik mark. Minskningstakten uppgår till 30 % inom 50 år och överstiger gränsvärdet för Sårbar (VU). Artens ekologiska krav med fynd enbart i äldre, örtrika kalkbarrskogar med kontinuitet, miljöer som idag ofta är starkt hotade av slutavverkningar, gör den mycket sårbar. Alla kända lokaler har ett högt skyddsvärde och kalkbarrskogar med höga naturvärden bör få områdesskydd med individuellt anpassade skötselråd (SLU Artdatabanken, 2024).</w:t>
       </w:r>
     </w:p>
     <w:p>
@@ -730,7 +727,7 @@
     <w:r>
       <w:tab/>
       <w:tab/>
-      <w:t>2026-06-20</w:t>
+      <w:t>2026-06-21</w:t>
       <w:br/>
       <w:br/>
     </w:r>

--- a/klagomål/A 16317-2026 FSC-klagomål.docx
+++ b/klagomål/A 16317-2026 FSC-klagomål.docx
@@ -727,7 +727,7 @@
     <w:r>
       <w:tab/>
       <w:tab/>
-      <w:t>2026-06-21</w:t>
+      <w:t>2026-06-22</w:t>
       <w:br/>
       <w:br/>
     </w:r>

--- a/klagomål/A 16317-2026 FSC-klagomål.docx
+++ b/klagomål/A 16317-2026 FSC-klagomål.docx
@@ -727,7 +727,7 @@
     <w:r>
       <w:tab/>
       <w:tab/>
-      <w:t>2026-06-22</w:t>
+      <w:t>2026-06-23</w:t>
       <w:br/>
       <w:br/>
     </w:r>

--- a/klagomål/A 16317-2026 FSC-klagomål.docx
+++ b/klagomål/A 16317-2026 FSC-klagomål.docx
@@ -727,7 +727,7 @@
     <w:r>
       <w:tab/>
       <w:tab/>
-      <w:t>2026-06-23</w:t>
+      <w:t>2026-06-24</w:t>
       <w:br/>
       <w:br/>
     </w:r>

--- a/klagomål/A 16317-2026 FSC-klagomål.docx
+++ b/klagomål/A 16317-2026 FSC-klagomål.docx
@@ -727,7 +727,7 @@
     <w:r>
       <w:tab/>
       <w:tab/>
-      <w:t>2026-06-24</w:t>
+      <w:t>2026-06-25</w:t>
       <w:br/>
       <w:br/>
     </w:r>

--- a/klagomål/A 16317-2026 FSC-klagomål.docx
+++ b/klagomål/A 16317-2026 FSC-klagomål.docx
@@ -727,7 +727,7 @@
     <w:r>
       <w:tab/>
       <w:tab/>
-      <w:t>2026-06-25</w:t>
+      <w:t>2026-06-26</w:t>
       <w:br/>
       <w:br/>
     </w:r>

--- a/klagomål/A 16317-2026 FSC-klagomål.docx
+++ b/klagomål/A 16317-2026 FSC-klagomål.docx
@@ -727,7 +727,7 @@
     <w:r>
       <w:tab/>
       <w:tab/>
-      <w:t>2026-06-26</w:t>
+      <w:t>2026-06-27</w:t>
       <w:br/>
       <w:br/>
     </w:r>

--- a/klagomål/A 16317-2026 FSC-klagomål.docx
+++ b/klagomål/A 16317-2026 FSC-klagomål.docx
@@ -727,7 +727,7 @@
     <w:r>
       <w:tab/>
       <w:tab/>
-      <w:t>2026-06-27</w:t>
+      <w:t>2026-06-28</w:t>
       <w:br/>
       <w:br/>
     </w:r>

--- a/klagomål/A 16317-2026 FSC-klagomål.docx
+++ b/klagomål/A 16317-2026 FSC-klagomål.docx
@@ -727,7 +727,7 @@
     <w:r>
       <w:tab/>
       <w:tab/>
-      <w:t>2026-06-28</w:t>
+      <w:t>2026-06-29</w:t>
       <w:br/>
       <w:br/>
     </w:r>
